--- a/ornek_cikti/Ornek_9_Sinif_Matematik_BEP_Plani.docx
+++ b/ornek_cikti/Ornek_9_Sinif_Matematik_BEP_Plani.docx
@@ -1290,6 +1290,24 @@
     <w:p>
       <w:pPr>
         <w:keepNext/>
+        <w:spacing w:before="0" w:after="20" w:line="240" w:lineRule="auto"/>
+        <w:jc w:val="left"/>
+      </w:pPr>
+      <w:r>
+        <w:rPr>
+          <w:rFonts w:ascii="Calibri" w:hAnsi="Calibri" w:eastAsia="Calibri" w:cs="Calibri"/>
+          <w:i/>
+          <w:iCs/>
+          <w:color w:val="4A5568"/>
+          <w:sz w:val="16"/>
+          <w:szCs w:val="16"/>
+        </w:rPr>
+        <w:t xml:space="preserve">MEB 2026-2027 Çalışma Takvimi ve MEB OGM 2026-2027 Taslak Çerçeve Yıllık Planı esas alınarak hazırlanmıştır • Aylar gruplandırılmış ve kalın çizgilerle belirginleştirilmiştir (36 öğretim haftası / 216 ders saati)</w:t>
+      </w:r>
+    </w:p>
+    <w:p>
+      <w:pPr>
+        <w:keepNext/>
         <w:spacing w:before="0" w:after="60" w:line="240" w:lineRule="auto"/>
         <w:jc w:val="left"/>
       </w:pPr>
@@ -1302,7 +1320,7 @@
           <w:sz w:val="16"/>
           <w:szCs w:val="16"/>
         </w:rPr>
-        <w:t xml:space="preserve">MEB 2026-2027 Çalışma Takvimi ve MEB OGM 2026-2027 Taslak Çerçeve Yıllık Planı esas alınarak hazırlanmıştır • Aylar gruplandırılmış ve kalın çizgilerle belirginleştirilmiştir (36 öğretim haftası / 216 ders saati)</w:t>
+        <w:t xml:space="preserve">Açıklama: Her uzun dönemli amacın (UDA) cümlesi, o UDA'nın ilk haftasında “BEP Amaçları” sütununda yer alır; kısa dönemli amaçlar (KDA) ilgili UDA'nın numarasıyla (UDA n / KDA n.m) haftalara dağıtılmıştır. Aynı kazanımın sürdüğü haftalarda KDA'lar ön koşul beceriden başlayarak ipucunun azaltıldığı ve farklı örneklere genellendiği basamaklarla ilerler. Okul temelli planlama ve sosyal etkinlik haftalarındaki amaçlar bir UDA'ya bağlı değildir; bu haftalarda öğrencinin etkinliklere akranlarıyla katılımı hedeflenir.</w:t>
       </w:r>
     </w:p>
     <w:tbl>
@@ -1830,18 +1848,47 @@
           <w:p>
             <w:pPr>
               <w:keepNext/>
-              <w:spacing w:before="0" w:after="10" w:line="240" w:lineRule="auto"/>
-              <w:jc w:val="left"/>
-            </w:pPr>
-            <w:r>
-              <w:rPr>
-                <w:rFonts w:ascii="Calibri" w:hAnsi="Calibri" w:eastAsia="Calibri" w:cs="Calibri"/>
-                <w:b/>
-                <w:bCs/>
+              <w:spacing w:before="0" w:after="40" w:line="240" w:lineRule="auto"/>
+              <w:jc w:val="left"/>
+            </w:pPr>
+            <w:r>
+              <w:rPr>
+                <w:rFonts w:ascii="Calibri" w:hAnsi="Calibri" w:eastAsia="Calibri" w:cs="Calibri"/>
+                <w:b/>
+                <w:bCs/>
+                <w:color w:val="2B6CB0"/>
+                <w:sz w:val="14"/>
+                <w:szCs w:val="14"/>
+              </w:rPr>
+              <w:t xml:space="preserve">UDA 1: </w:t>
+            </w:r>
+            <w:r>
+              <w:rPr>
+                <w:rFonts w:ascii="Calibri" w:hAnsi="Calibri" w:eastAsia="Calibri" w:cs="Calibri"/>
+                <w:i/>
+                <w:iCs/>
                 <w:color w:val="1B365D"/>
                 <w:sz w:val="14"/>
                 <w:szCs w:val="14"/>
               </w:rPr>
+              <w:t xml:space="preserve">Deniz, “Sayılar” teması kapsamında “Gerçek Sayıların Üslü ve Köklü Gösterimleri ile Yapılan İşlemler”, “Sayı Kümeleri ve İşlem Özellikleri” ve ilgili diğer konulardaki temel kavram ve becerileri bireysel düzeyine uygun destekle kazanır.</w:t>
+            </w:r>
+          </w:p>
+          <w:p>
+            <w:pPr>
+              <w:keepNext/>
+              <w:spacing w:before="0" w:after="10" w:line="240" w:lineRule="auto"/>
+              <w:jc w:val="left"/>
+            </w:pPr>
+            <w:r>
+              <w:rPr>
+                <w:rFonts w:ascii="Calibri" w:hAnsi="Calibri" w:eastAsia="Calibri" w:cs="Calibri"/>
+                <w:b/>
+                <w:bCs/>
+                <w:color w:val="1B365D"/>
+                <w:sz w:val="14"/>
+                <w:szCs w:val="14"/>
+              </w:rPr>
               <w:t xml:space="preserve">UDA 1 / KDA 1.1: </w:t>
             </w:r>
             <w:r>
@@ -1851,7 +1898,7 @@
                 <w:sz w:val="14"/>
                 <w:szCs w:val="14"/>
               </w:rPr>
-              <w:t xml:space="preserve">Deniz, kontrol listesi kullanıldığında farklı örneklerden elde ettiği örüntüleri listeleyerek varsayımlarına yönelik genellemeler yapar. (Ölçüt: %80 – 4/5)</w:t>
+              <w:t xml:space="preserve">Deniz, kontrol listesi kullanıldığında gerçek sayıların üslü ve köklü gösterimleriyle yapılan işlemlere ilişkin varsayımlarda bulunur. (Ölçüt: %80 – 4/5)</w:t>
             </w:r>
           </w:p>
         </w:tc>
@@ -2152,7 +2199,7 @@
                 <w:sz w:val="14"/>
                 <w:szCs w:val="14"/>
               </w:rPr>
-              <w:t xml:space="preserve">Deniz, yönergeyi tekrar ettikten sonra varsayımları ile genellemelerini karşılaştırır. (Ölçüt: %80 – 4/5)</w:t>
+              <w:t xml:space="preserve">Deniz, yönergeyi tekrar ettikten sonra farklı örneklerden elde ettiği örüntüleri listeleyerek varsayımlarına yönelik genellemeler yapar. (Ölçüt: %80 – 4/5)</w:t>
             </w:r>
           </w:p>
         </w:tc>
@@ -2474,7 +2521,7 @@
                 <w:sz w:val="14"/>
                 <w:szCs w:val="14"/>
               </w:rPr>
-              <w:t xml:space="preserve">Deniz, kısa molalarla desteklendiğinde gerçek sayıların üslü ve köklü gösterimleriyle yapılan işlemlere ilişkin varsayımlarda bulunur. (Ölçüt: %80 – 4/5)</w:t>
+              <w:t xml:space="preserve">Deniz, kısa molalarla desteklendiğinde varsayımları ile genellemelerini karşılaştırır. (Ölçüt: %80 – 4/5)</w:t>
             </w:r>
           </w:p>
         </w:tc>
@@ -2583,6 +2630,7 @@
           <w:p>
             <w:pPr>
               <w:keepNext/>
+              <w:pageBreakBefore/>
               <w:spacing w:before="0" w:after="10" w:line="240" w:lineRule="auto"/>
               <w:jc w:val="center"/>
             </w:pPr>
@@ -2614,6 +2662,7 @@
           <w:p>
             <w:pPr>
               <w:keepNext/>
+              <w:pageBreakBefore/>
               <w:spacing w:before="0" w:after="10" w:line="240" w:lineRule="auto"/>
               <w:jc w:val="center"/>
             </w:pPr>
@@ -2645,6 +2694,7 @@
           <w:p>
             <w:pPr>
               <w:keepNext/>
+              <w:pageBreakBefore/>
               <w:spacing w:before="0" w:after="10" w:line="240" w:lineRule="auto"/>
               <w:jc w:val="center"/>
             </w:pPr>
@@ -2674,6 +2724,7 @@
           <w:p>
             <w:pPr>
               <w:keepNext/>
+              <w:pageBreakBefore/>
               <w:spacing w:before="0" w:after="10" w:line="240" w:lineRule="auto"/>
               <w:jc w:val="center"/>
             </w:pPr>
@@ -2705,6 +2756,7 @@
           <w:p>
             <w:pPr>
               <w:keepNext/>
+              <w:pageBreakBefore/>
               <w:spacing w:before="0" w:after="10" w:line="240" w:lineRule="auto"/>
               <w:jc w:val="left"/>
             </w:pPr>
@@ -2736,6 +2788,7 @@
           <w:p>
             <w:pPr>
               <w:keepNext/>
+              <w:pageBreakBefore/>
               <w:spacing w:before="0" w:after="10" w:line="240" w:lineRule="auto"/>
               <w:jc w:val="left"/>
             </w:pPr>
@@ -2765,6 +2818,7 @@
           <w:p>
             <w:pPr>
               <w:keepNext/>
+              <w:pageBreakBefore/>
               <w:spacing w:before="0" w:after="10" w:line="240" w:lineRule="auto"/>
               <w:jc w:val="left"/>
             </w:pPr>
@@ -2805,6 +2859,7 @@
           <w:p>
             <w:pPr>
               <w:keepNext/>
+              <w:pageBreakBefore/>
               <w:spacing w:before="0" w:after="10" w:line="240" w:lineRule="auto"/>
               <w:jc w:val="left"/>
             </w:pPr>
@@ -2844,6 +2899,7 @@
           <w:p>
             <w:pPr>
               <w:keepNext/>
+              <w:pageBreakBefore/>
               <w:spacing w:before="0" w:after="10" w:line="240" w:lineRule="auto"/>
               <w:jc w:val="left"/>
             </w:pPr>
@@ -3645,7 +3701,7 @@
               </w:rPr>
               <w:t xml:space="preserve">9.1.4. Gerçek sayıların işlem özelliklerini cebirsel olarak ifade etmede analojik akıl yürütebilme</w:t>
               <w:br/>
-              <w:t xml:space="preserve">(+1 öğrenme çıktısı/kazanım daha)</w:t>
+              <w:t xml:space="preserve">9.2.1. Gerçek sayılarda f(x) = x şeklinde tanımlı doğrusal referans fonksiyonun nitel özellikleri ile bu…</w:t>
             </w:r>
           </w:p>
         </w:tc>
@@ -3691,6 +3747,60 @@
                 <w:szCs w:val="14"/>
               </w:rPr>
               <w:t xml:space="preserve">Deniz, kontrol listesi kullanıldığında doğrusal referans fonksiyonun nitel özellikleri ile matematiksel temsilleri arasındaki ilişkileri belirler. (Ölçüt: %80 – 4/5)</w:t>
+            </w:r>
+          </w:p>
+          <w:p>
+            <w:pPr>
+              <w:spacing w:before="0" w:after="40" w:line="240" w:lineRule="auto"/>
+              <w:jc w:val="left"/>
+            </w:pPr>
+            <w:r>
+              <w:rPr>
+                <w:rFonts w:ascii="Calibri" w:hAnsi="Calibri" w:eastAsia="Calibri" w:cs="Calibri"/>
+                <w:b/>
+                <w:bCs/>
+                <w:color w:val="2B6CB0"/>
+                <w:sz w:val="14"/>
+                <w:szCs w:val="14"/>
+              </w:rPr>
+              <w:t xml:space="preserve">UDA 2: </w:t>
+            </w:r>
+            <w:r>
+              <w:rPr>
+                <w:rFonts w:ascii="Calibri" w:hAnsi="Calibri" w:eastAsia="Calibri" w:cs="Calibri"/>
+                <w:i/>
+                <w:iCs/>
+                <w:color w:val="1B365D"/>
+                <w:sz w:val="14"/>
+                <w:szCs w:val="14"/>
+              </w:rPr>
+              <w:t xml:space="preserve">Deniz, “Nicelikler ve Değişimler” teması kapsamında “Doğrusal Fonksiyonlar ve Nitel Özellikleri”, “Mutlak Değer Fonksiyonu ve Nitel Özellikleri” ve ilgili diğer konulardaki temel kavram ve becerileri bireysel düzeyine uygun destekle kazanır.</w:t>
+            </w:r>
+          </w:p>
+          <w:p>
+            <w:pPr>
+              <w:spacing w:before="0" w:after="10" w:line="240" w:lineRule="auto"/>
+              <w:jc w:val="left"/>
+            </w:pPr>
+            <w:r>
+              <w:rPr>
+                <w:rFonts w:ascii="Calibri" w:hAnsi="Calibri" w:eastAsia="Calibri" w:cs="Calibri"/>
+                <w:b/>
+                <w:bCs/>
+                <w:color w:val="1B365D"/>
+                <w:sz w:val="14"/>
+                <w:szCs w:val="14"/>
+              </w:rPr>
+              <w:t xml:space="preserve">UDA 2 / KDA 2.1: </w:t>
+            </w:r>
+            <w:r>
+              <w:rPr>
+                <w:rFonts w:ascii="Calibri" w:hAnsi="Calibri" w:eastAsia="Calibri" w:cs="Calibri"/>
+                <w:color w:val="1A202C"/>
+                <w:sz w:val="14"/>
+                <w:szCs w:val="14"/>
+              </w:rPr>
+              <w:t xml:space="preserve">Deniz, yönergeyi tekrar ettikten sonra “Nicelikler ve Değişimler” teması kapsamındaki temel kavramları örneklerle açıklar. (Ölçüt: %80 – 4/5)</w:t>
             </w:r>
           </w:p>
         </w:tc>
@@ -3819,7 +3929,6 @@
           <w:p>
             <w:pPr>
               <w:keepNext/>
-              <w:pageBreakBefore/>
               <w:spacing w:before="0" w:after="10" w:line="240" w:lineRule="auto"/>
               <w:jc w:val="center"/>
             </w:pPr>
@@ -3851,7 +3960,6 @@
           <w:p>
             <w:pPr>
               <w:keepNext/>
-              <w:pageBreakBefore/>
               <w:spacing w:before="0" w:after="10" w:line="240" w:lineRule="auto"/>
               <w:jc w:val="center"/>
             </w:pPr>
@@ -3883,7 +3991,6 @@
           <w:p>
             <w:pPr>
               <w:keepNext/>
-              <w:pageBreakBefore/>
               <w:spacing w:before="0" w:after="10" w:line="240" w:lineRule="auto"/>
               <w:jc w:val="center"/>
             </w:pPr>
@@ -3913,7 +4020,6 @@
           <w:p>
             <w:pPr>
               <w:keepNext/>
-              <w:pageBreakBefore/>
               <w:spacing w:before="0" w:after="10" w:line="240" w:lineRule="auto"/>
               <w:jc w:val="center"/>
             </w:pPr>
@@ -3945,7 +4051,6 @@
           <w:p>
             <w:pPr>
               <w:keepNext/>
-              <w:pageBreakBefore/>
               <w:spacing w:before="0" w:after="10" w:line="240" w:lineRule="auto"/>
               <w:jc w:val="left"/>
             </w:pPr>
@@ -3977,7 +4082,6 @@
           <w:p>
             <w:pPr>
               <w:keepNext/>
-              <w:pageBreakBefore/>
               <w:spacing w:before="0" w:after="10" w:line="240" w:lineRule="auto"/>
               <w:jc w:val="left"/>
             </w:pPr>
@@ -4007,7 +4111,6 @@
           <w:p>
             <w:pPr>
               <w:keepNext/>
-              <w:pageBreakBefore/>
               <w:spacing w:before="0" w:after="10" w:line="240" w:lineRule="auto"/>
               <w:jc w:val="left"/>
             </w:pPr>
@@ -4020,16 +4123,16 @@
                 <w:sz w:val="14"/>
                 <w:szCs w:val="14"/>
               </w:rPr>
-              <w:t xml:space="preserve">UDA 2 / KDA 2.1: </w:t>
-            </w:r>
-            <w:r>
-              <w:rPr>
-                <w:rFonts w:ascii="Calibri" w:hAnsi="Calibri" w:eastAsia="Calibri" w:cs="Calibri"/>
-                <w:color w:val="1A202C"/>
-                <w:sz w:val="14"/>
-                <w:szCs w:val="14"/>
-              </w:rPr>
-              <w:t xml:space="preserve">Deniz, kısa molalarla desteklendiğinde doğrusal referans fonksiyon ile elde ettiği doğrusal fonksiyonların grafik ve cebirsel temsilleri arasındaki ilişkiyi ifade eder. (Ölçüt: %80 – 4/5)</w:t>
+              <w:t xml:space="preserve">UDA 2 / KDA 2.2: </w:t>
+            </w:r>
+            <w:r>
+              <w:rPr>
+                <w:rFonts w:ascii="Calibri" w:hAnsi="Calibri" w:eastAsia="Calibri" w:cs="Calibri"/>
+                <w:color w:val="1A202C"/>
+                <w:sz w:val="14"/>
+                <w:szCs w:val="14"/>
+              </w:rPr>
+              <w:t xml:space="preserve">Deniz, kısa molalarla desteklendiğinde doğrusal referans fonksiyonu grafik veya cebirsel temsili üzerinde yapılan işlemlerle diğer doğrusal fonksiyonlara dönüştürür. (Ölçüt: %80 – 4/5)</w:t>
             </w:r>
           </w:p>
         </w:tc>
@@ -4048,7 +4151,6 @@
           <w:p>
             <w:pPr>
               <w:keepNext/>
-              <w:pageBreakBefore/>
               <w:spacing w:before="0" w:after="10" w:line="240" w:lineRule="auto"/>
               <w:jc w:val="left"/>
             </w:pPr>
@@ -4088,7 +4190,6 @@
           <w:p>
             <w:pPr>
               <w:keepNext/>
-              <w:pageBreakBefore/>
               <w:spacing w:before="0" w:after="10" w:line="240" w:lineRule="auto"/>
               <w:jc w:val="left"/>
             </w:pPr>
@@ -4337,16 +4438,16 @@
                 <w:sz w:val="14"/>
                 <w:szCs w:val="14"/>
               </w:rPr>
-              <w:t xml:space="preserve">UDA 2 / KDA 2.2: </w:t>
-            </w:r>
-            <w:r>
-              <w:rPr>
-                <w:rFonts w:ascii="Calibri" w:hAnsi="Calibri" w:eastAsia="Calibri" w:cs="Calibri"/>
-                <w:color w:val="1A202C"/>
-                <w:sz w:val="14"/>
-                <w:szCs w:val="14"/>
-              </w:rPr>
-              <w:t xml:space="preserve">Deniz, kontrol listesi kullanıldığında doğrusal referans fonksiyonu grafik veya cebirsel temsili üzerinde yapılan işlemlerle diğer doğrusal fonksiyonlara dönüştürür. (Ölçüt: %80 – 4/5)</w:t>
+              <w:t xml:space="preserve">UDA 2 / KDA 2.3: </w:t>
+            </w:r>
+            <w:r>
+              <w:rPr>
+                <w:rFonts w:ascii="Calibri" w:hAnsi="Calibri" w:eastAsia="Calibri" w:cs="Calibri"/>
+                <w:color w:val="1A202C"/>
+                <w:sz w:val="14"/>
+                <w:szCs w:val="14"/>
+              </w:rPr>
+              <w:t xml:space="preserve">Deniz, kontrol listesi kullanıldığında doğrusal referans fonksiyon ile elde ettiği doğrusal fonksiyonların grafik ve cebirsel temsilleri arasındaki ilişkiyi ifade eder. (Ölçüt: %80 – 4/5)</w:t>
             </w:r>
           </w:p>
         </w:tc>
@@ -4945,7 +5046,7 @@
                 <w:sz w:val="14"/>
                 <w:szCs w:val="14"/>
               </w:rPr>
-              <w:t xml:space="preserve">UDA 2 / KDA 2.3: </w:t>
+              <w:t xml:space="preserve">UDA 2 / KDA 2.4: </w:t>
             </w:r>
             <w:r>
               <w:rPr>
@@ -5073,6 +5174,7 @@
           <w:p>
             <w:pPr>
               <w:keepNext/>
+              <w:pageBreakBefore/>
               <w:spacing w:before="0" w:after="10" w:line="240" w:lineRule="auto"/>
               <w:jc w:val="center"/>
             </w:pPr>
@@ -5104,6 +5206,7 @@
           <w:p>
             <w:pPr>
               <w:keepNext/>
+              <w:pageBreakBefore/>
               <w:spacing w:before="0" w:after="10" w:line="240" w:lineRule="auto"/>
               <w:jc w:val="center"/>
             </w:pPr>
@@ -5135,6 +5238,7 @@
           <w:p>
             <w:pPr>
               <w:keepNext/>
+              <w:pageBreakBefore/>
               <w:spacing w:before="0" w:after="10" w:line="240" w:lineRule="auto"/>
               <w:jc w:val="center"/>
             </w:pPr>
@@ -5164,6 +5268,7 @@
           <w:p>
             <w:pPr>
               <w:keepNext/>
+              <w:pageBreakBefore/>
               <w:spacing w:before="0" w:after="10" w:line="240" w:lineRule="auto"/>
               <w:jc w:val="center"/>
             </w:pPr>
@@ -5195,6 +5300,7 @@
           <w:p>
             <w:pPr>
               <w:keepNext/>
+              <w:pageBreakBefore/>
               <w:spacing w:before="0" w:after="10" w:line="240" w:lineRule="auto"/>
               <w:jc w:val="left"/>
             </w:pPr>
@@ -5226,6 +5332,7 @@
           <w:p>
             <w:pPr>
               <w:keepNext/>
+              <w:pageBreakBefore/>
               <w:spacing w:before="0" w:after="10" w:line="240" w:lineRule="auto"/>
               <w:jc w:val="left"/>
             </w:pPr>
@@ -5257,6 +5364,7 @@
           <w:p>
             <w:pPr>
               <w:keepNext/>
+              <w:pageBreakBefore/>
               <w:spacing w:before="0" w:after="10" w:line="240" w:lineRule="auto"/>
               <w:jc w:val="left"/>
             </w:pPr>
@@ -5269,7 +5377,7 @@
                 <w:sz w:val="14"/>
                 <w:szCs w:val="14"/>
               </w:rPr>
-              <w:t xml:space="preserve">UDA 2 / KDA 2.4: </w:t>
+              <w:t xml:space="preserve">UDA 2 / KDA 2.5: </w:t>
             </w:r>
             <w:r>
               <w:rPr>
@@ -5297,6 +5405,7 @@
           <w:p>
             <w:pPr>
               <w:keepNext/>
+              <w:pageBreakBefore/>
               <w:spacing w:before="0" w:after="10" w:line="240" w:lineRule="auto"/>
               <w:jc w:val="left"/>
             </w:pPr>
@@ -5336,6 +5445,7 @@
           <w:p>
             <w:pPr>
               <w:keepNext/>
+              <w:pageBreakBefore/>
               <w:spacing w:before="0" w:after="10" w:line="240" w:lineRule="auto"/>
               <w:jc w:val="left"/>
             </w:pPr>
@@ -5570,7 +5680,7 @@
                 <w:sz w:val="14"/>
                 <w:szCs w:val="14"/>
               </w:rPr>
-              <w:t xml:space="preserve">UDA 2 / KDA 2.5: </w:t>
+              <w:t xml:space="preserve">UDA 2 / KDA 2.6: </w:t>
             </w:r>
             <w:r>
               <w:rPr>
@@ -5832,7 +5942,7 @@
               </w:rPr>
               <w:t xml:space="preserve">9.2.3. Doğrusal fonksiyonlarla ifade edilebilen denklem ve eşitsizlikler içeren problem çözebilme</w:t>
               <w:br/>
-              <w:t xml:space="preserve">(+1 öğrenme çıktısı/kazanım daha)</w:t>
+              <w:t xml:space="preserve">9.3.1. Üçgende açı ve kenarla ilgili özellikleri, üçgenin açıları ve kenarları arasındaki ilişkileri…</w:t>
             </w:r>
           </w:p>
         </w:tc>
@@ -5863,7 +5973,7 @@
                 <w:sz w:val="14"/>
                 <w:szCs w:val="14"/>
               </w:rPr>
-              <w:t xml:space="preserve">UDA 2 / KDA 2.6: </w:t>
+              <w:t xml:space="preserve">UDA 2 / KDA 2.7: </w:t>
             </w:r>
             <w:r>
               <w:rPr>
@@ -5873,6 +5983,62 @@
                 <w:szCs w:val="14"/>
               </w:rPr>
               <w:t xml:space="preserve">Deniz, yönergeyi tekrar ettikten sonra elde ettiği ve yorumladığı farklı temsillere dayalı olarak problemin çözümü için strateji oluşturur. (Ölçüt: %80 – 4/5)</w:t>
+            </w:r>
+          </w:p>
+          <w:p>
+            <w:pPr>
+              <w:keepNext/>
+              <w:spacing w:before="0" w:after="40" w:line="240" w:lineRule="auto"/>
+              <w:jc w:val="left"/>
+            </w:pPr>
+            <w:r>
+              <w:rPr>
+                <w:rFonts w:ascii="Calibri" w:hAnsi="Calibri" w:eastAsia="Calibri" w:cs="Calibri"/>
+                <w:b/>
+                <w:bCs/>
+                <w:color w:val="2B6CB0"/>
+                <w:sz w:val="14"/>
+                <w:szCs w:val="14"/>
+              </w:rPr>
+              <w:t xml:space="preserve">UDA 3: </w:t>
+            </w:r>
+            <w:r>
+              <w:rPr>
+                <w:rFonts w:ascii="Calibri" w:hAnsi="Calibri" w:eastAsia="Calibri" w:cs="Calibri"/>
+                <w:i/>
+                <w:iCs/>
+                <w:color w:val="1B365D"/>
+                <w:sz w:val="14"/>
+                <w:szCs w:val="14"/>
+              </w:rPr>
+              <w:t xml:space="preserve">Deniz, “Geometrik Şekiller” teması kapsamında “Üçgende Açı ve Kenarla İlgili Özellikler ve Bu Özellikler Arasındaki İlişkiler” konusundaki temel kavram ve becerileri bireysel düzeyine uygun destekle kazanır.</w:t>
+            </w:r>
+          </w:p>
+          <w:p>
+            <w:pPr>
+              <w:keepNext/>
+              <w:spacing w:before="0" w:after="10" w:line="240" w:lineRule="auto"/>
+              <w:jc w:val="left"/>
+            </w:pPr>
+            <w:r>
+              <w:rPr>
+                <w:rFonts w:ascii="Calibri" w:hAnsi="Calibri" w:eastAsia="Calibri" w:cs="Calibri"/>
+                <w:b/>
+                <w:bCs/>
+                <w:color w:val="1B365D"/>
+                <w:sz w:val="14"/>
+                <w:szCs w:val="14"/>
+              </w:rPr>
+              <w:t xml:space="preserve">UDA 3 / KDA 3.1: </w:t>
+            </w:r>
+            <w:r>
+              <w:rPr>
+                <w:rFonts w:ascii="Calibri" w:hAnsi="Calibri" w:eastAsia="Calibri" w:cs="Calibri"/>
+                <w:color w:val="1A202C"/>
+                <w:sz w:val="14"/>
+                <w:szCs w:val="14"/>
+              </w:rPr>
+              <w:t xml:space="preserve">Deniz, kısa molalarla desteklendiğinde üçgende açı ve kenarla ilgili özellikleri, üçgenin açıları ve kenarları arasındaki ilişkileri doğrular veya ispatlar. (Ölçüt: %80 – 4/5)</w:t>
             </w:r>
           </w:p>
         </w:tc>
@@ -6154,7 +6320,7 @@
                 <w:sz w:val="14"/>
                 <w:szCs w:val="14"/>
               </w:rPr>
-              <w:t xml:space="preserve">UDA 3 / KDA 3.1: </w:t>
+              <w:t xml:space="preserve">UDA 3 / KDA 3.2: </w:t>
             </w:r>
             <w:r>
               <w:rPr>
@@ -6438,9 +6604,9 @@
                 <w:sz w:val="14"/>
                 <w:szCs w:val="14"/>
               </w:rPr>
-              <w:t xml:space="preserve">9.3.1. Üçgende açı ve kenarla ilgili özellikleri, üçgenin açıları ve kenarları arasındaki ilişkileri doğrulayabilme veya ispatlayabilme</w:t>
-              <w:br/>
-              <w:t xml:space="preserve">(+1 öğrenme çıktısı/kazanım daha)</w:t>
+              <w:t xml:space="preserve">9.3.1. Üçgende açı ve kenarla ilgili özellikleri, üçgenin açıları ve kenarları arasındaki ilişkileri…</w:t>
+              <w:br/>
+              <w:t xml:space="preserve">9.4.1. Geometrik dönüşümlerle ilgili çıkarım yapabilme</w:t>
             </w:r>
           </w:p>
         </w:tc>
@@ -6476,7 +6642,7 @@
                 <w:sz w:val="14"/>
                 <w:szCs w:val="14"/>
               </w:rPr>
-              <w:t xml:space="preserve">UDA 3 / KDA 3.2: </w:t>
+              <w:t xml:space="preserve">UDA 3 / KDA 3.3: </w:t>
             </w:r>
             <w:r>
               <w:rPr>
@@ -6486,6 +6652,60 @@
                 <w:szCs w:val="14"/>
               </w:rPr>
               <w:t xml:space="preserve">Deniz, yönergeyi tekrar ettikten sonra dönüşümlerin özellikleri ve şekillerin dönüşümler altındaki görüntüsüne ilişkin varsayımları ile genellemelerini karşılaştırır. (Ölçüt: %80 – 4/5)</w:t>
+            </w:r>
+          </w:p>
+          <w:p>
+            <w:pPr>
+              <w:spacing w:before="0" w:after="40" w:line="240" w:lineRule="auto"/>
+              <w:jc w:val="left"/>
+            </w:pPr>
+            <w:r>
+              <w:rPr>
+                <w:rFonts w:ascii="Calibri" w:hAnsi="Calibri" w:eastAsia="Calibri" w:cs="Calibri"/>
+                <w:b/>
+                <w:bCs/>
+                <w:color w:val="2B6CB0"/>
+                <w:sz w:val="14"/>
+                <w:szCs w:val="14"/>
+              </w:rPr>
+              <w:t xml:space="preserve">UDA 4: </w:t>
+            </w:r>
+            <w:r>
+              <w:rPr>
+                <w:rFonts w:ascii="Calibri" w:hAnsi="Calibri" w:eastAsia="Calibri" w:cs="Calibri"/>
+                <w:i/>
+                <w:iCs/>
+                <w:color w:val="1B365D"/>
+                <w:sz w:val="14"/>
+                <w:szCs w:val="14"/>
+              </w:rPr>
+              <w:t xml:space="preserve">Deniz, “Eşlik ve Benzerlik” teması kapsamında “Geometrik Dönüşümler”, “Eşlik ve Benzerlik Koşulları”, “Benzer üçgenler Oluşturma”, “Tales, Öklid ve Pisagor Teoremleri” ve “Eşlik ve Benzerlik Problemleri” konularındaki temel kavram ve becerileri bireysel düzeyine uygun destekle kazanır.</w:t>
+            </w:r>
+          </w:p>
+          <w:p>
+            <w:pPr>
+              <w:spacing w:before="0" w:after="10" w:line="240" w:lineRule="auto"/>
+              <w:jc w:val="left"/>
+            </w:pPr>
+            <w:r>
+              <w:rPr>
+                <w:rFonts w:ascii="Calibri" w:hAnsi="Calibri" w:eastAsia="Calibri" w:cs="Calibri"/>
+                <w:b/>
+                <w:bCs/>
+                <w:color w:val="1B365D"/>
+                <w:sz w:val="14"/>
+                <w:szCs w:val="14"/>
+              </w:rPr>
+              <w:t xml:space="preserve">UDA 4 / KDA 4.1: </w:t>
+            </w:r>
+            <w:r>
+              <w:rPr>
+                <w:rFonts w:ascii="Calibri" w:hAnsi="Calibri" w:eastAsia="Calibri" w:cs="Calibri"/>
+                <w:color w:val="1A202C"/>
+                <w:sz w:val="14"/>
+                <w:szCs w:val="14"/>
+              </w:rPr>
+              <w:t xml:space="preserve">Deniz, kısa molalarla desteklendiğinde geometrik dönüşümlerle ilgili çıkarım yapar. (Ölçüt: %80 – 4/5)</w:t>
             </w:r>
           </w:p>
         </w:tc>
@@ -6805,16 +7025,16 @@
                 <w:sz w:val="14"/>
                 <w:szCs w:val="14"/>
               </w:rPr>
-              <w:t xml:space="preserve">UDA 4 / KDA 4.1: </w:t>
-            </w:r>
-            <w:r>
-              <w:rPr>
-                <w:rFonts w:ascii="Calibri" w:hAnsi="Calibri" w:eastAsia="Calibri" w:cs="Calibri"/>
-                <w:color w:val="1A202C"/>
-                <w:sz w:val="14"/>
-                <w:szCs w:val="14"/>
-              </w:rPr>
-              <w:t xml:space="preserve">Deniz, kontrol listesi kullanıldığında geometrik dönüşümlerle ilgili elde ettiği önermeleri konu ile ilgili başka çıkarımlar yapmak için kullanarak değerlendirir. (Ölçüt: %80 – 4/5)</w:t>
+              <w:t xml:space="preserve">UDA 4 / KDA 4.2: </w:t>
+            </w:r>
+            <w:r>
+              <w:rPr>
+                <w:rFonts w:ascii="Calibri" w:hAnsi="Calibri" w:eastAsia="Calibri" w:cs="Calibri"/>
+                <w:color w:val="1A202C"/>
+                <w:sz w:val="14"/>
+                <w:szCs w:val="14"/>
+              </w:rPr>
+              <w:t xml:space="preserve">Deniz, kontrol listesi kullanıldığında elde ettiği genellemelerden hareketle dönüşümlerin özelliklerine ve şekillerin dönüşümler altındaki görüntüsüne ilişkin önermeler sunar. (Ölçüt: %80 – 4/5)</w:t>
             </w:r>
           </w:p>
         </w:tc>
@@ -7124,16 +7344,16 @@
                 <w:sz w:val="14"/>
                 <w:szCs w:val="14"/>
               </w:rPr>
-              <w:t xml:space="preserve">UDA 4 / KDA 4.2: </w:t>
-            </w:r>
-            <w:r>
-              <w:rPr>
-                <w:rFonts w:ascii="Calibri" w:hAnsi="Calibri" w:eastAsia="Calibri" w:cs="Calibri"/>
-                <w:color w:val="1A202C"/>
-                <w:sz w:val="14"/>
-                <w:szCs w:val="14"/>
-              </w:rPr>
-              <w:t xml:space="preserve">Deniz, yönergeyi tekrar ettikten sonra elde ettiği genellemelerden hareketle dönüşümlerin özelliklerine ve şekillerin dönüşümler altındaki görüntüsüne ilişkin önermeler sunar. (Ölçüt: %80 – 4/5)</w:t>
+              <w:t xml:space="preserve">UDA 4 / KDA 4.3: </w:t>
+            </w:r>
+            <w:r>
+              <w:rPr>
+                <w:rFonts w:ascii="Calibri" w:hAnsi="Calibri" w:eastAsia="Calibri" w:cs="Calibri"/>
+                <w:color w:val="1A202C"/>
+                <w:sz w:val="14"/>
+                <w:szCs w:val="14"/>
+              </w:rPr>
+              <w:t xml:space="preserve">Deniz, yönergeyi tekrar ettikten sonra geometrik dönüşümlerle ilgili elde ettiği önermeleri konu ile ilgili başka çıkarımlar yapmak için kullanarak değerlendirir. (Ölçüt: %80 – 4/5)</w:t>
             </w:r>
           </w:p>
         </w:tc>
@@ -7413,7 +7633,7 @@
                 <w:sz w:val="14"/>
                 <w:szCs w:val="14"/>
               </w:rPr>
-              <w:t xml:space="preserve">UDA 4 / KDA 4.3: </w:t>
+              <w:t xml:space="preserve">UDA 4 / KDA 4.4: </w:t>
             </w:r>
             <w:r>
               <w:rPr>
@@ -8040,7 +8260,7 @@
                 <w:sz w:val="14"/>
                 <w:szCs w:val="14"/>
               </w:rPr>
-              <w:t xml:space="preserve">UDA 4 / KDA 4.4: </w:t>
+              <w:t xml:space="preserve">UDA 4 / KDA 4.5: </w:t>
             </w:r>
             <w:r>
               <w:rPr>
@@ -8333,7 +8553,7 @@
                 <w:sz w:val="14"/>
                 <w:szCs w:val="14"/>
               </w:rPr>
-              <w:t xml:space="preserve">UDA 4 / KDA 4.5: </w:t>
+              <w:t xml:space="preserve">UDA 4 / KDA 4.6: </w:t>
             </w:r>
             <w:r>
               <w:rPr>
@@ -8655,7 +8875,7 @@
                 <w:sz w:val="14"/>
                 <w:szCs w:val="14"/>
               </w:rPr>
-              <w:t xml:space="preserve">UDA 4 / KDA 4.6: </w:t>
+              <w:t xml:space="preserve">UDA 4 / KDA 4.7: </w:t>
             </w:r>
             <w:r>
               <w:rPr>
@@ -8944,7 +9164,7 @@
               </w:rPr>
               <w:t xml:space="preserve">9.4.5. Eşlik ve benzerlikle ilgili çıkarım ve teoremleri içeren problemleri çözebilme</w:t>
               <w:br/>
-              <w:t xml:space="preserve">(+1 öğrenme çıktısı/kazanım daha)</w:t>
+              <w:t xml:space="preserve">9.5.1. Algoritma temelli yaklaşımlarla problem çözebilme</w:t>
             </w:r>
           </w:p>
         </w:tc>
@@ -8976,7 +9196,7 @@
                 <w:sz w:val="14"/>
                 <w:szCs w:val="14"/>
               </w:rPr>
-              <w:t xml:space="preserve">UDA 4 / KDA 4.7: </w:t>
+              <w:t xml:space="preserve">UDA 4 / KDA 4.8: </w:t>
             </w:r>
             <w:r>
               <w:rPr>
@@ -8986,6 +9206,62 @@
                 <w:szCs w:val="14"/>
               </w:rPr>
               <w:t xml:space="preserve">Deniz, kontrol listesi kullanıldığında problemde verilenler, istenenler ve gerekli işlemler arasındaki ilişkileri belirler. (Ölçüt: %80 – 4/5)</w:t>
+            </w:r>
+          </w:p>
+          <w:p>
+            <w:pPr>
+              <w:keepNext/>
+              <w:spacing w:before="0" w:after="40" w:line="240" w:lineRule="auto"/>
+              <w:jc w:val="left"/>
+            </w:pPr>
+            <w:r>
+              <w:rPr>
+                <w:rFonts w:ascii="Calibri" w:hAnsi="Calibri" w:eastAsia="Calibri" w:cs="Calibri"/>
+                <w:b/>
+                <w:bCs/>
+                <w:color w:val="2B6CB0"/>
+                <w:sz w:val="14"/>
+                <w:szCs w:val="14"/>
+              </w:rPr>
+              <w:t xml:space="preserve">UDA 5: </w:t>
+            </w:r>
+            <w:r>
+              <w:rPr>
+                <w:rFonts w:ascii="Calibri" w:hAnsi="Calibri" w:eastAsia="Calibri" w:cs="Calibri"/>
+                <w:i/>
+                <w:iCs/>
+                <w:color w:val="1B365D"/>
+                <w:sz w:val="14"/>
+                <w:szCs w:val="14"/>
+              </w:rPr>
+              <w:t xml:space="preserve">Deniz, “Algoritma ve Bilişim” teması kapsamında “Algoritma Temelli Problemler”, “Mantık Bağlaçları ve Niceleyiciler” ve “Mantık Bağlaçları ve Niceleyicilerin Algoritmik Problemlerde Kullanımı” konularındaki temel kavram ve becerileri bireysel düzeyine uygun destekle kazanır.</w:t>
+            </w:r>
+          </w:p>
+          <w:p>
+            <w:pPr>
+              <w:keepNext/>
+              <w:spacing w:before="0" w:after="10" w:line="240" w:lineRule="auto"/>
+              <w:jc w:val="left"/>
+            </w:pPr>
+            <w:r>
+              <w:rPr>
+                <w:rFonts w:ascii="Calibri" w:hAnsi="Calibri" w:eastAsia="Calibri" w:cs="Calibri"/>
+                <w:b/>
+                <w:bCs/>
+                <w:color w:val="1B365D"/>
+                <w:sz w:val="14"/>
+                <w:szCs w:val="14"/>
+              </w:rPr>
+              <w:t xml:space="preserve">UDA 5 / KDA 5.1: </w:t>
+            </w:r>
+            <w:r>
+              <w:rPr>
+                <w:rFonts w:ascii="Calibri" w:hAnsi="Calibri" w:eastAsia="Calibri" w:cs="Calibri"/>
+                <w:color w:val="1A202C"/>
+                <w:sz w:val="14"/>
+                <w:szCs w:val="14"/>
+              </w:rPr>
+              <w:t xml:space="preserve">Deniz, yönergeyi tekrar ettikten sonra algoritma temelli yaklaşımlarla problem çözer. (Ölçüt: %80 – 4/5)</w:t>
             </w:r>
           </w:p>
         </w:tc>
@@ -9555,7 +9831,7 @@
                 <w:sz w:val="14"/>
                 <w:szCs w:val="14"/>
               </w:rPr>
-              <w:t xml:space="preserve">UDA 5 / KDA 5.1: </w:t>
+              <w:t xml:space="preserve">UDA 5 / KDA 5.2: </w:t>
             </w:r>
             <w:r>
               <w:rPr>
@@ -9866,16 +10142,16 @@
                 <w:sz w:val="14"/>
                 <w:szCs w:val="14"/>
               </w:rPr>
-              <w:t xml:space="preserve">UDA 5 / KDA 5.2: </w:t>
-            </w:r>
-            <w:r>
-              <w:rPr>
-                <w:rFonts w:ascii="Calibri" w:hAnsi="Calibri" w:eastAsia="Calibri" w:cs="Calibri"/>
-                <w:color w:val="1A202C"/>
-                <w:sz w:val="14"/>
-                <w:szCs w:val="14"/>
-              </w:rPr>
-              <w:t xml:space="preserve">Deniz, kontrol listesi kullanıldığında karşılaşılan problem durumlarında geçen algoritmik dili; sözel, görsel veya cebirsel olarak açıklar. (Ölçüt: %80 – 4/5)</w:t>
+              <w:t xml:space="preserve">UDA 5 / KDA 5.3: </w:t>
+            </w:r>
+            <w:r>
+              <w:rPr>
+                <w:rFonts w:ascii="Calibri" w:hAnsi="Calibri" w:eastAsia="Calibri" w:cs="Calibri"/>
+                <w:color w:val="1A202C"/>
+                <w:sz w:val="14"/>
+                <w:szCs w:val="14"/>
+              </w:rPr>
+              <w:t xml:space="preserve">Deniz, kontrol listesi kullanıldığında problem durumlarındaki sözel, görsel veya cebirsel ifadeleri algoritmik dile dönüştürür. (Ölçüt: %80 – 4/5)</w:t>
             </w:r>
           </w:p>
         </w:tc>
@@ -10186,16 +10462,16 @@
                 <w:sz w:val="14"/>
                 <w:szCs w:val="14"/>
               </w:rPr>
-              <w:t xml:space="preserve">UDA 5 / KDA 5.3: </w:t>
-            </w:r>
-            <w:r>
-              <w:rPr>
-                <w:rFonts w:ascii="Calibri" w:hAnsi="Calibri" w:eastAsia="Calibri" w:cs="Calibri"/>
-                <w:color w:val="1A202C"/>
-                <w:sz w:val="14"/>
-                <w:szCs w:val="14"/>
-              </w:rPr>
-              <w:t xml:space="preserve">Deniz, yönergeyi tekrar ettikten sonra problem durumlarındaki sözel, görsel veya cebirsel ifadeleri algoritmik dile dönüştürür. (Ölçüt: %80 – 4/5)</w:t>
+              <w:t xml:space="preserve">UDA 5 / KDA 5.4: </w:t>
+            </w:r>
+            <w:r>
+              <w:rPr>
+                <w:rFonts w:ascii="Calibri" w:hAnsi="Calibri" w:eastAsia="Calibri" w:cs="Calibri"/>
+                <w:color w:val="1A202C"/>
+                <w:sz w:val="14"/>
+                <w:szCs w:val="14"/>
+              </w:rPr>
+              <w:t xml:space="preserve">Deniz, yönergeyi tekrar ettikten sonra karşılaşılan problem durumlarında geçen algoritmik dili; sözel, görsel veya cebirsel olarak açıklar. (Ölçüt: %80 – 4/5)</w:t>
             </w:r>
           </w:p>
         </w:tc>
@@ -10529,7 +10805,7 @@
                 <w:sz w:val="14"/>
                 <w:szCs w:val="14"/>
               </w:rPr>
-              <w:t xml:space="preserve">UDA 5 / KDA 5.4: </w:t>
+              <w:t xml:space="preserve">UDA 5 / KDA 5.5: </w:t>
             </w:r>
             <w:r>
               <w:rPr>
@@ -10791,9 +11067,9 @@
                 <w:sz w:val="14"/>
                 <w:szCs w:val="14"/>
               </w:rPr>
-              <w:t xml:space="preserve">9.5.3. Mantık bağlaçları ve niceleyicilerin algoritmalarda kullanımına yönelik edindiği deneyimi farklı matematiksel görev ve problemlere…</w:t>
-              <w:br/>
-              <w:t xml:space="preserve">(+1 öğrenme çıktısı/kazanım daha)</w:t>
+              <w:t xml:space="preserve">9.5.3. Mantık bağlaçları ve niceleyicilerin algoritmalarda kullanımına yönelik edindiği deneyimi farklı…</w:t>
+              <w:br/>
+              <w:t xml:space="preserve">9.6.1. Tek nicel değişkenli veri dağılımları ile çalışabilme ve tek nicel değişken içeren veriye dayalı…</w:t>
             </w:r>
           </w:p>
         </w:tc>
@@ -10824,7 +11100,7 @@
                 <w:sz w:val="14"/>
                 <w:szCs w:val="14"/>
               </w:rPr>
-              <w:t xml:space="preserve">UDA 5 / KDA 5.5: </w:t>
+              <w:t xml:space="preserve">UDA 5 / KDA 5.6: </w:t>
             </w:r>
             <w:r>
               <w:rPr>
@@ -10834,6 +11110,62 @@
                 <w:szCs w:val="14"/>
               </w:rPr>
               <w:t xml:space="preserve">Deniz, kontrol listesi kullanıldığında nicel veriye dayalı istatistiksel araştırma gerektiren gerçek yaşam durumlarını belirler. (Ölçüt: %80 – 4/5)</w:t>
+            </w:r>
+          </w:p>
+          <w:p>
+            <w:pPr>
+              <w:keepNext/>
+              <w:spacing w:before="0" w:after="40" w:line="240" w:lineRule="auto"/>
+              <w:jc w:val="left"/>
+            </w:pPr>
+            <w:r>
+              <w:rPr>
+                <w:rFonts w:ascii="Calibri" w:hAnsi="Calibri" w:eastAsia="Calibri" w:cs="Calibri"/>
+                <w:b/>
+                <w:bCs/>
+                <w:color w:val="2B6CB0"/>
+                <w:sz w:val="14"/>
+                <w:szCs w:val="14"/>
+              </w:rPr>
+              <w:t xml:space="preserve">UDA 6: </w:t>
+            </w:r>
+            <w:r>
+              <w:rPr>
+                <w:rFonts w:ascii="Calibri" w:hAnsi="Calibri" w:eastAsia="Calibri" w:cs="Calibri"/>
+                <w:i/>
+                <w:iCs/>
+                <w:color w:val="1B365D"/>
+                <w:sz w:val="14"/>
+                <w:szCs w:val="14"/>
+              </w:rPr>
+              <w:t xml:space="preserve">Deniz, “İstatistiksel Araştırma Süreci” teması kapsamında “Tek Nicel Değişkenli Veri Dağılımları” ve “Başkaları Tarafından Oluşturulan Tek Nicel Değişkenli Veri Dağılımlarını İnceleme” konularındaki temel kavram ve becerileri bireysel düzeyine uygun destekle kazanır.</w:t>
+            </w:r>
+          </w:p>
+          <w:p>
+            <w:pPr>
+              <w:keepNext/>
+              <w:spacing w:before="0" w:after="10" w:line="240" w:lineRule="auto"/>
+              <w:jc w:val="left"/>
+            </w:pPr>
+            <w:r>
+              <w:rPr>
+                <w:rFonts w:ascii="Calibri" w:hAnsi="Calibri" w:eastAsia="Calibri" w:cs="Calibri"/>
+                <w:b/>
+                <w:bCs/>
+                <w:color w:val="1B365D"/>
+                <w:sz w:val="14"/>
+                <w:szCs w:val="14"/>
+              </w:rPr>
+              <w:t xml:space="preserve">UDA 6 / KDA 6.1: </w:t>
+            </w:r>
+            <w:r>
+              <w:rPr>
+                <w:rFonts w:ascii="Calibri" w:hAnsi="Calibri" w:eastAsia="Calibri" w:cs="Calibri"/>
+                <w:color w:val="1A202C"/>
+                <w:sz w:val="14"/>
+                <w:szCs w:val="14"/>
+              </w:rPr>
+              <w:t xml:space="preserve">Deniz, yönergeyi tekrar ettikten sonra tek nicel değişkenli veri dağılımları ile çalışır ve tek nicel değişken içeren veriye dayalı karar verir. (Ölçüt: %80 – 4/5)</w:t>
             </w:r>
           </w:p>
         </w:tc>
@@ -11115,16 +11447,16 @@
                 <w:sz w:val="14"/>
                 <w:szCs w:val="14"/>
               </w:rPr>
-              <w:t xml:space="preserve">UDA 6 / KDA 6.1: </w:t>
-            </w:r>
-            <w:r>
-              <w:rPr>
-                <w:rFonts w:ascii="Calibri" w:hAnsi="Calibri" w:eastAsia="Calibri" w:cs="Calibri"/>
-                <w:color w:val="1A202C"/>
-                <w:sz w:val="14"/>
-                <w:szCs w:val="14"/>
-              </w:rPr>
-              <w:t xml:space="preserve">Deniz, kısa molalarla desteklendiğinde nicel verileri toplamak/elde etmek için plan yapar. (Ölçüt: %80 – 4/5)</w:t>
+              <w:t xml:space="preserve">UDA 6 / KDA 6.2: </w:t>
+            </w:r>
+            <w:r>
+              <w:rPr>
+                <w:rFonts w:ascii="Calibri" w:hAnsi="Calibri" w:eastAsia="Calibri" w:cs="Calibri"/>
+                <w:color w:val="1A202C"/>
+                <w:sz w:val="14"/>
+                <w:szCs w:val="14"/>
+              </w:rPr>
+              <w:t xml:space="preserve">Deniz, kısa molalarla desteklendiğinde bağlam içerisinde nicel veri dağılımlarını betimleyen ve karşılaştıran araştırma soruları oluşturur. (Ölçüt: %80 – 4/5)</w:t>
             </w:r>
           </w:p>
         </w:tc>
@@ -11455,16 +11787,16 @@
                 <w:sz w:val="14"/>
                 <w:szCs w:val="14"/>
               </w:rPr>
-              <w:t xml:space="preserve">UDA 6 / KDA 6.2: </w:t>
-            </w:r>
-            <w:r>
-              <w:rPr>
-                <w:rFonts w:ascii="Calibri" w:hAnsi="Calibri" w:eastAsia="Calibri" w:cs="Calibri"/>
-                <w:color w:val="1A202C"/>
-                <w:sz w:val="14"/>
-                <w:szCs w:val="14"/>
-              </w:rPr>
-              <w:t xml:space="preserve">Deniz, kontrol listesi kullanıldığında bağlam içerisinde nicel veri dağılımlarını betimleyen ve karşılaştıran araştırma soruları oluşturur. (Ölçüt: %80 – 4/5)</w:t>
+              <w:t xml:space="preserve">UDA 6 / KDA 6.3: </w:t>
+            </w:r>
+            <w:r>
+              <w:rPr>
+                <w:rFonts w:ascii="Calibri" w:hAnsi="Calibri" w:eastAsia="Calibri" w:cs="Calibri"/>
+                <w:color w:val="1A202C"/>
+                <w:sz w:val="14"/>
+                <w:szCs w:val="14"/>
+              </w:rPr>
+              <w:t xml:space="preserve">Deniz, kontrol listesi kullanıldığında nicel verileri toplamak/elde etmek için plan yapar. (Ölçüt: %80 – 4/5)</w:t>
             </w:r>
           </w:p>
         </w:tc>
@@ -11583,6 +11915,7 @@
           <w:p>
             <w:pPr>
               <w:keepNext/>
+              <w:pageBreakBefore/>
               <w:spacing w:before="0" w:after="10" w:line="240" w:lineRule="auto"/>
               <w:jc w:val="center"/>
             </w:pPr>
@@ -11614,6 +11947,7 @@
           <w:p>
             <w:pPr>
               <w:keepNext/>
+              <w:pageBreakBefore/>
               <w:spacing w:before="0" w:after="10" w:line="240" w:lineRule="auto"/>
               <w:jc w:val="center"/>
             </w:pPr>
@@ -11645,6 +11979,7 @@
           <w:p>
             <w:pPr>
               <w:keepNext/>
+              <w:pageBreakBefore/>
               <w:spacing w:before="0" w:after="10" w:line="240" w:lineRule="auto"/>
               <w:jc w:val="center"/>
             </w:pPr>
@@ -11674,6 +12009,7 @@
           <w:p>
             <w:pPr>
               <w:keepNext/>
+              <w:pageBreakBefore/>
               <w:spacing w:before="0" w:after="10" w:line="240" w:lineRule="auto"/>
               <w:jc w:val="center"/>
             </w:pPr>
@@ -11705,6 +12041,7 @@
           <w:p>
             <w:pPr>
               <w:keepNext/>
+              <w:pageBreakBefore/>
               <w:spacing w:before="0" w:after="10" w:line="240" w:lineRule="auto"/>
               <w:jc w:val="left"/>
             </w:pPr>
@@ -11736,6 +12073,7 @@
           <w:p>
             <w:pPr>
               <w:keepNext/>
+              <w:pageBreakBefore/>
               <w:spacing w:before="0" w:after="10" w:line="240" w:lineRule="auto"/>
               <w:jc w:val="left"/>
             </w:pPr>
@@ -11765,6 +12103,7 @@
           <w:p>
             <w:pPr>
               <w:keepNext/>
+              <w:pageBreakBefore/>
               <w:spacing w:before="0" w:after="10" w:line="240" w:lineRule="auto"/>
               <w:jc w:val="left"/>
             </w:pPr>
@@ -11777,7 +12116,7 @@
                 <w:sz w:val="14"/>
                 <w:szCs w:val="14"/>
               </w:rPr>
-              <w:t xml:space="preserve">UDA 6 / KDA 6.3: </w:t>
+              <w:t xml:space="preserve">UDA 6 / KDA 6.4: </w:t>
             </w:r>
             <w:r>
               <w:rPr>
@@ -11805,6 +12144,7 @@
           <w:p>
             <w:pPr>
               <w:keepNext/>
+              <w:pageBreakBefore/>
               <w:spacing w:before="0" w:after="10" w:line="240" w:lineRule="auto"/>
               <w:jc w:val="left"/>
             </w:pPr>
@@ -11844,6 +12184,7 @@
           <w:p>
             <w:pPr>
               <w:keepNext/>
+              <w:pageBreakBefore/>
               <w:spacing w:before="0" w:after="10" w:line="240" w:lineRule="auto"/>
               <w:jc w:val="left"/>
             </w:pPr>
@@ -12068,16 +12409,16 @@
                 <w:sz w:val="14"/>
                 <w:szCs w:val="14"/>
               </w:rPr>
-              <w:t xml:space="preserve">UDA 6 / KDA 6.4: </w:t>
-            </w:r>
-            <w:r>
-              <w:rPr>
-                <w:rFonts w:ascii="Calibri" w:hAnsi="Calibri" w:eastAsia="Calibri" w:cs="Calibri"/>
-                <w:color w:val="1A202C"/>
-                <w:sz w:val="14"/>
-                <w:szCs w:val="14"/>
-              </w:rPr>
-              <w:t xml:space="preserve">Deniz, kısa bir ipucu verildiğinde nicel veriye dayalı istatistiksel araştırma gerektiren gerçek yaşam durumlarını belirler. (Ölçüt: %80 – 4/5)</w:t>
+              <w:t xml:space="preserve">UDA 6 / KDA 6.5: </w:t>
+            </w:r>
+            <w:r>
+              <w:rPr>
+                <w:rFonts w:ascii="Calibri" w:hAnsi="Calibri" w:eastAsia="Calibri" w:cs="Calibri"/>
+                <w:color w:val="1A202C"/>
+                <w:sz w:val="14"/>
+                <w:szCs w:val="14"/>
+              </w:rPr>
+              <w:t xml:space="preserve">Deniz, kısa molalarla desteklendiğinde “Tek Nicel Değişkenli Veri Dağılımları” konusuyla ilgili basit örnek işlemleri adım adım yapar. (Ölçüt: %80 – 4/5)</w:t>
             </w:r>
           </w:p>
         </w:tc>
@@ -12359,16 +12700,16 @@
                 <w:sz w:val="14"/>
                 <w:szCs w:val="14"/>
               </w:rPr>
-              <w:t xml:space="preserve">UDA 6 / KDA 6.5: </w:t>
-            </w:r>
-            <w:r>
-              <w:rPr>
-                <w:rFonts w:ascii="Calibri" w:hAnsi="Calibri" w:eastAsia="Calibri" w:cs="Calibri"/>
-                <w:color w:val="1A202C"/>
-                <w:sz w:val="14"/>
-                <w:szCs w:val="14"/>
-              </w:rPr>
-              <w:t xml:space="preserve">Deniz, bağımsız olarak nicel veriye dayalı istatistiksel araştırma gerektiren gerçek yaşam durumlarını belirler. (Ölçüt: %80 – 4/5)</w:t>
+              <w:t xml:space="preserve">UDA 6 / KDA 6.6: </w:t>
+            </w:r>
+            <w:r>
+              <w:rPr>
+                <w:rFonts w:ascii="Calibri" w:hAnsi="Calibri" w:eastAsia="Calibri" w:cs="Calibri"/>
+                <w:color w:val="1A202C"/>
+                <w:sz w:val="14"/>
+                <w:szCs w:val="14"/>
+              </w:rPr>
+              <w:t xml:space="preserve">Deniz, farklı örneklerle çalışırken bağımsız olarak bağlam içerisinde nicel veri dağılımlarını betimleyen ve karşılaştıran araştırma soruları oluşturur. (Ölçüt: %80 – 4/5)</w:t>
             </w:r>
           </w:p>
         </w:tc>
@@ -12663,9 +13004,9 @@
                 <w:sz w:val="14"/>
                 <w:szCs w:val="14"/>
               </w:rPr>
-              <w:t xml:space="preserve">9.6.2. Başkaları tarafından oluşturulan tek nicel değişkenli veri dağılımlarına ilişkin istatistiksel sonuç veya yorumları tartışabilme</w:t>
-              <w:br/>
-              <w:t xml:space="preserve">(+1 öğrenme çıktısı/kazanım daha)</w:t>
+              <w:t xml:space="preserve">9.6.2. Başkaları tarafından oluşturulan tek nicel değişkenli veri dağılımlarına ilişkin istatistiksel…</w:t>
+              <w:br/>
+              <w:t xml:space="preserve">9.7.1. Olayların olasılığını gözleme dayalı tahmin edebilme</w:t>
             </w:r>
           </w:p>
         </w:tc>
@@ -12701,7 +13042,7 @@
                 <w:sz w:val="14"/>
                 <w:szCs w:val="14"/>
               </w:rPr>
-              <w:t xml:space="preserve">UDA 6 / KDA 6.6: </w:t>
+              <w:t xml:space="preserve">UDA 6 / KDA 6.7: </w:t>
             </w:r>
             <w:r>
               <w:rPr>
@@ -12711,6 +13052,60 @@
                 <w:szCs w:val="14"/>
               </w:rPr>
               <w:t xml:space="preserve">Deniz, yönergeyi tekrar ettikten sonra deneye ait tekrar sayısı ile deneyin çıktılarının göreli sıklıklarının ilişkisine yönelik çıkarım yapar. (Ölçüt: %80 – 4/5)</w:t>
+            </w:r>
+          </w:p>
+          <w:p>
+            <w:pPr>
+              <w:spacing w:before="0" w:after="40" w:line="240" w:lineRule="auto"/>
+              <w:jc w:val="left"/>
+            </w:pPr>
+            <w:r>
+              <w:rPr>
+                <w:rFonts w:ascii="Calibri" w:hAnsi="Calibri" w:eastAsia="Calibri" w:cs="Calibri"/>
+                <w:b/>
+                <w:bCs/>
+                <w:color w:val="2B6CB0"/>
+                <w:sz w:val="14"/>
+                <w:szCs w:val="14"/>
+              </w:rPr>
+              <w:t xml:space="preserve">UDA 7: </w:t>
+            </w:r>
+            <w:r>
+              <w:rPr>
+                <w:rFonts w:ascii="Calibri" w:hAnsi="Calibri" w:eastAsia="Calibri" w:cs="Calibri"/>
+                <w:i/>
+                <w:iCs/>
+                <w:color w:val="1B365D"/>
+                <w:sz w:val="14"/>
+                <w:szCs w:val="14"/>
+              </w:rPr>
+              <w:t xml:space="preserve">Deniz, “Veriden Olasılığa” teması kapsamında “Deneysel Olasılık” ve “Teorik Olasılık” konularındaki temel kavram ve becerileri bireysel düzeyine uygun destekle kazanır.</w:t>
+            </w:r>
+          </w:p>
+          <w:p>
+            <w:pPr>
+              <w:spacing w:before="0" w:after="10" w:line="240" w:lineRule="auto"/>
+              <w:jc w:val="left"/>
+            </w:pPr>
+            <w:r>
+              <w:rPr>
+                <w:rFonts w:ascii="Calibri" w:hAnsi="Calibri" w:eastAsia="Calibri" w:cs="Calibri"/>
+                <w:b/>
+                <w:bCs/>
+                <w:color w:val="1B365D"/>
+                <w:sz w:val="14"/>
+                <w:szCs w:val="14"/>
+              </w:rPr>
+              <w:t xml:space="preserve">UDA 7 / KDA 7.1: </w:t>
+            </w:r>
+            <w:r>
+              <w:rPr>
+                <w:rFonts w:ascii="Calibri" w:hAnsi="Calibri" w:eastAsia="Calibri" w:cs="Calibri"/>
+                <w:color w:val="1A202C"/>
+                <w:sz w:val="14"/>
+                <w:szCs w:val="14"/>
+              </w:rPr>
+              <w:t xml:space="preserve">Deniz, kısa molalarla desteklendiğinde olayların olasılığını gözleme dayalı tahmin eder. (Ölçüt: %80 – 4/5)</w:t>
             </w:r>
           </w:p>
         </w:tc>
@@ -13056,7 +13451,7 @@
                 <w:sz w:val="14"/>
                 <w:szCs w:val="14"/>
               </w:rPr>
-              <w:t xml:space="preserve">UDA 7 / KDA 7.1: </w:t>
+              <w:t xml:space="preserve">UDA 7 / KDA 7.2: </w:t>
             </w:r>
             <w:r>
               <w:rPr>
@@ -13349,16 +13744,16 @@
                 <w:sz w:val="14"/>
                 <w:szCs w:val="14"/>
               </w:rPr>
-              <w:t xml:space="preserve">UDA 7 / KDA 7.2: </w:t>
-            </w:r>
-            <w:r>
-              <w:rPr>
-                <w:rFonts w:ascii="Calibri" w:hAnsi="Calibri" w:eastAsia="Calibri" w:cs="Calibri"/>
-                <w:color w:val="1A202C"/>
-                <w:sz w:val="14"/>
-                <w:szCs w:val="14"/>
-              </w:rPr>
-              <w:t xml:space="preserve">Deniz, yönergeyi tekrar ettikten sonra olayların deney yoluyla hesaplanan/elde edilen olasılık değerinin teorik olasılık ile hesaplanan değeri arasındaki ilişkiye yönelik genelleme yapar. (Ölçüt: %80 – 4/5)</w:t>
+              <w:t xml:space="preserve">UDA 7 / KDA 7.3: </w:t>
+            </w:r>
+            <w:r>
+              <w:rPr>
+                <w:rFonts w:ascii="Calibri" w:hAnsi="Calibri" w:eastAsia="Calibri" w:cs="Calibri"/>
+                <w:color w:val="1A202C"/>
+                <w:sz w:val="14"/>
+                <w:szCs w:val="14"/>
+              </w:rPr>
+              <w:t xml:space="preserve">Deniz, yönergeyi tekrar ettikten sonra olayların olasılığını teorik olarak incelemeye/hesaplamaya yönelik matematiksel ilişkilere ulaşır. (Ölçüt: %80 – 4/5)</w:t>
             </w:r>
           </w:p>
         </w:tc>
@@ -13640,16 +14035,16 @@
                 <w:sz w:val="14"/>
                 <w:szCs w:val="14"/>
               </w:rPr>
-              <w:t xml:space="preserve">UDA 7 / KDA 7.3: </w:t>
-            </w:r>
-            <w:r>
-              <w:rPr>
-                <w:rFonts w:ascii="Calibri" w:hAnsi="Calibri" w:eastAsia="Calibri" w:cs="Calibri"/>
-                <w:color w:val="1A202C"/>
-                <w:sz w:val="14"/>
-                <w:szCs w:val="14"/>
-              </w:rPr>
-              <w:t xml:space="preserve">Deniz, kısa molalarla desteklendiğinde olayların olasılığını teorik olarak incelemeye/hesaplamaya yönelik matematiksel ilişkilere ulaşır. (Ölçüt: %80 – 4/5)</w:t>
+              <w:t xml:space="preserve">UDA 7 / KDA 7.4: </w:t>
+            </w:r>
+            <w:r>
+              <w:rPr>
+                <w:rFonts w:ascii="Calibri" w:hAnsi="Calibri" w:eastAsia="Calibri" w:cs="Calibri"/>
+                <w:color w:val="1A202C"/>
+                <w:sz w:val="14"/>
+                <w:szCs w:val="14"/>
+              </w:rPr>
+              <w:t xml:space="preserve">Deniz, kısa molalarla desteklendiğinde olayların deney yoluyla hesaplanan/elde edilen olasılık değerinin teorik olasılık ile hesaplanan değeri arasındaki ilişkiye yönelik genelleme yapar. (Ölçüt: %80 – 4/5)</w:t>
             </w:r>
           </w:p>
         </w:tc>
@@ -14287,7 +14682,22 @@
                 <w:sz w:val="16"/>
                 <w:szCs w:val="16"/>
               </w:rPr>
-              <w:t xml:space="preserve">Öğretmene yakın, kapı ve pencereden uzak bir sıraya, model olabilecek sakin bir akranın yanına oturtulacaktır.</w:t>
+              <w:t xml:space="preserve">Dikkat eksikliği ve hiperaktivite bozukluğu: Öğretmene yakın, kapı ve pencereden uzak bir sıraya, model olabilecek sakin bir akranın yanına oturtulacaktır.</w:t>
+            </w:r>
+          </w:p>
+          <w:p>
+            <w:pPr>
+              <w:spacing w:before="10" w:after="20" w:line="252" w:lineRule="auto"/>
+              <w:jc w:val="left"/>
+            </w:pPr>
+            <w:r>
+              <w:rPr>
+                <w:rFonts w:ascii="Calibri" w:hAnsi="Calibri" w:eastAsia="Calibri" w:cs="Calibri"/>
+                <w:color w:val="1A202C"/>
+                <w:sz w:val="16"/>
+                <w:szCs w:val="16"/>
+              </w:rPr>
+              <w:t xml:space="preserve">Özel öğrenme güçlüğü: Tahtayı rahat görebileceği ön sıralara oturtulacak; tahtadan uzun metin yazdırılmayacak, ders notları fotokopi veya dijital olarak verilecektir.</w:t>
             </w:r>
           </w:p>
         </w:tc>
@@ -14603,6 +15013,195 @@
                 <w:szCs w:val="16"/>
               </w:rPr>
               <w:t xml:space="preserve">Yazılı yönergeler sözlü olarak da tekrar edilecek; yeni bilgiler çok duyulu (görsel-işitsel-dokunsal) yollarla, kavram haritaları ve örneklerle sunulacaktır.</w:t>
+            </w:r>
+          </w:p>
+        </w:tc>
+      </w:tr>
+      <w:tr>
+        <w:trPr>
+          <w:cantSplit/>
+        </w:trPr>
+        <w:tc>
+          <w:tcPr>
+            <w:tcW w:w="3515" w:type="dxa"/>
+            <w:shd w:val="clear" w:color="auto" w:fill="EDF2F7"/>
+            <w:tcMar>
+              <w:top w:w="45" w:type="dxa"/>
+              <w:left w:w="70" w:type="dxa"/>
+              <w:bottom w:w="45" w:type="dxa"/>
+              <w:right w:w="70" w:type="dxa"/>
+            </w:tcMar>
+            <w:vAlign w:val="center"/>
+          </w:tcPr>
+          <w:p>
+            <w:pPr>
+              <w:spacing w:before="10" w:after="20" w:line="252" w:lineRule="auto"/>
+              <w:jc w:val="left"/>
+            </w:pPr>
+            <w:r>
+              <w:rPr>
+                <w:rFonts w:ascii="Calibri" w:hAnsi="Calibri" w:eastAsia="Calibri" w:cs="Calibri"/>
+                <w:b/>
+                <w:bCs/>
+                <w:color w:val="1B365D"/>
+                <w:sz w:val="16"/>
+                <w:szCs w:val="16"/>
+              </w:rPr>
+              <w:t xml:space="preserve">Ders Materyali ve İçerik</w:t>
+            </w:r>
+          </w:p>
+        </w:tc>
+        <w:tc>
+          <w:tcPr>
+            <w:tcW w:w="11337" w:type="dxa"/>
+            <w:shd w:val="clear" w:color="auto" w:fill="F8FAFC"/>
+            <w:tcMar>
+              <w:top w:w="45" w:type="dxa"/>
+              <w:left w:w="70" w:type="dxa"/>
+              <w:bottom w:w="45" w:type="dxa"/>
+              <w:right w:w="70" w:type="dxa"/>
+            </w:tcMar>
+            <w:vAlign w:val="center"/>
+          </w:tcPr>
+          <w:p>
+            <w:pPr>
+              <w:spacing w:before="10" w:after="20" w:line="252" w:lineRule="auto"/>
+              <w:jc w:val="left"/>
+            </w:pPr>
+            <w:r>
+              <w:rPr>
+                <w:rFonts w:ascii="Calibri" w:hAnsi="Calibri" w:eastAsia="Calibri" w:cs="Calibri"/>
+                <w:color w:val="1A202C"/>
+                <w:sz w:val="16"/>
+                <w:szCs w:val="16"/>
+              </w:rPr>
+              <w:t xml:space="preserve">Metinler büyük punto, geniş satır aralığı ve sade yazı tipiyle hazırlanacak; okuma cetveli, renk kodlu notlar ve sesli materyaller kullanılacaktır.</w:t>
+            </w:r>
+          </w:p>
+        </w:tc>
+      </w:tr>
+      <w:tr>
+        <w:trPr>
+          <w:cantSplit/>
+        </w:trPr>
+        <w:tc>
+          <w:tcPr>
+            <w:tcW w:w="3515" w:type="dxa"/>
+            <w:shd w:val="clear" w:color="auto" w:fill="EDF2F7"/>
+            <w:tcMar>
+              <w:top w:w="45" w:type="dxa"/>
+              <w:left w:w="70" w:type="dxa"/>
+              <w:bottom w:w="45" w:type="dxa"/>
+              <w:right w:w="70" w:type="dxa"/>
+            </w:tcMar>
+            <w:vAlign w:val="center"/>
+          </w:tcPr>
+          <w:p>
+            <w:pPr>
+              <w:spacing w:before="10" w:after="20" w:line="252" w:lineRule="auto"/>
+              <w:jc w:val="left"/>
+            </w:pPr>
+            <w:r>
+              <w:rPr>
+                <w:rFonts w:ascii="Calibri" w:hAnsi="Calibri" w:eastAsia="Calibri" w:cs="Calibri"/>
+                <w:b/>
+                <w:bCs/>
+                <w:color w:val="1B365D"/>
+                <w:sz w:val="16"/>
+                <w:szCs w:val="16"/>
+              </w:rPr>
+              <w:t xml:space="preserve">Teknoloji ve Araç Desteği</w:t>
+            </w:r>
+          </w:p>
+        </w:tc>
+        <w:tc>
+          <w:tcPr>
+            <w:tcW w:w="11337" w:type="dxa"/>
+            <w:shd w:val="clear" w:color="auto" w:fill="F8FAFC"/>
+            <w:tcMar>
+              <w:top w:w="45" w:type="dxa"/>
+              <w:left w:w="70" w:type="dxa"/>
+              <w:bottom w:w="45" w:type="dxa"/>
+              <w:right w:w="70" w:type="dxa"/>
+            </w:tcMar>
+            <w:vAlign w:val="center"/>
+          </w:tcPr>
+          <w:p>
+            <w:pPr>
+              <w:spacing w:before="10" w:after="20" w:line="252" w:lineRule="auto"/>
+              <w:jc w:val="left"/>
+            </w:pPr>
+            <w:r>
+              <w:rPr>
+                <w:rFonts w:ascii="Calibri" w:hAnsi="Calibri" w:eastAsia="Calibri" w:cs="Calibri"/>
+                <w:color w:val="1A202C"/>
+                <w:sz w:val="16"/>
+                <w:szCs w:val="16"/>
+              </w:rPr>
+              <w:t xml:space="preserve">Uygun derslerde hesap makinesi, formül kartı, sesli okuma/yazım denetimi gibi yardımcı araçların kullanımına izin verilecektir.</w:t>
+            </w:r>
+          </w:p>
+        </w:tc>
+      </w:tr>
+      <w:tr>
+        <w:trPr>
+          <w:cantSplit/>
+        </w:trPr>
+        <w:tc>
+          <w:tcPr>
+            <w:tcW w:w="3515" w:type="dxa"/>
+            <w:shd w:val="clear" w:color="auto" w:fill="EDF2F7"/>
+            <w:tcMar>
+              <w:top w:w="45" w:type="dxa"/>
+              <w:left w:w="70" w:type="dxa"/>
+              <w:bottom w:w="45" w:type="dxa"/>
+              <w:right w:w="70" w:type="dxa"/>
+            </w:tcMar>
+            <w:vAlign w:val="center"/>
+          </w:tcPr>
+          <w:p>
+            <w:pPr>
+              <w:spacing w:before="10" w:after="20" w:line="252" w:lineRule="auto"/>
+              <w:jc w:val="left"/>
+            </w:pPr>
+            <w:r>
+              <w:rPr>
+                <w:rFonts w:ascii="Calibri" w:hAnsi="Calibri" w:eastAsia="Calibri" w:cs="Calibri"/>
+                <w:b/>
+                <w:bCs/>
+                <w:color w:val="1B365D"/>
+                <w:sz w:val="16"/>
+                <w:szCs w:val="16"/>
+              </w:rPr>
+              <w:t xml:space="preserve">Motivasyon ve Geri Bildirim</w:t>
+            </w:r>
+          </w:p>
+        </w:tc>
+        <w:tc>
+          <w:tcPr>
+            <w:tcW w:w="11337" w:type="dxa"/>
+            <w:shd w:val="clear" w:color="auto" w:fill="F8FAFC"/>
+            <w:tcMar>
+              <w:top w:w="45" w:type="dxa"/>
+              <w:left w:w="70" w:type="dxa"/>
+              <w:bottom w:w="45" w:type="dxa"/>
+              <w:right w:w="70" w:type="dxa"/>
+            </w:tcMar>
+            <w:vAlign w:val="center"/>
+          </w:tcPr>
+          <w:p>
+            <w:pPr>
+              <w:spacing w:before="10" w:after="20" w:line="252" w:lineRule="auto"/>
+              <w:jc w:val="left"/>
+            </w:pPr>
+            <w:r>
+              <w:rPr>
+                <w:rFonts w:ascii="Calibri" w:hAnsi="Calibri" w:eastAsia="Calibri" w:cs="Calibri"/>
+                <w:color w:val="1A202C"/>
+                <w:sz w:val="16"/>
+                <w:szCs w:val="16"/>
+              </w:rPr>
+              <w:t xml:space="preserve">Hatalar düzeltilirken olumlu ve yapıcı geri bildirim verilecek; güçlü yönlerini gösterebileceği sözlü ve görsel görevlerle özgüveni desteklenecektir.</w:t>
             </w:r>
           </w:p>
         </w:tc>
@@ -15154,6 +15753,132 @@
                 <w:szCs w:val="16"/>
               </w:rPr>
               <w:t xml:space="preserve">Yazılı sınavlarda standart sürenin %25-%50’si oranında ek süre tanınacaktır.</w:t>
+            </w:r>
+          </w:p>
+        </w:tc>
+      </w:tr>
+      <w:tr>
+        <w:trPr>
+          <w:cantSplit/>
+        </w:trPr>
+        <w:tc>
+          <w:tcPr>
+            <w:tcW w:w="3515" w:type="dxa"/>
+            <w:shd w:val="clear" w:color="auto" w:fill="EDF2F7"/>
+            <w:tcMar>
+              <w:top w:w="45" w:type="dxa"/>
+              <w:left w:w="70" w:type="dxa"/>
+              <w:bottom w:w="45" w:type="dxa"/>
+              <w:right w:w="70" w:type="dxa"/>
+            </w:tcMar>
+            <w:vAlign w:val="center"/>
+          </w:tcPr>
+          <w:p>
+            <w:pPr>
+              <w:spacing w:before="10" w:after="20" w:line="252" w:lineRule="auto"/>
+              <w:jc w:val="left"/>
+            </w:pPr>
+            <w:r>
+              <w:rPr>
+                <w:rFonts w:ascii="Calibri" w:hAnsi="Calibri" w:eastAsia="Calibri" w:cs="Calibri"/>
+                <w:b/>
+                <w:bCs/>
+                <w:color w:val="1B365D"/>
+                <w:sz w:val="16"/>
+                <w:szCs w:val="16"/>
+              </w:rPr>
+              <w:t xml:space="preserve">Yazım ve İmla Toleransı</w:t>
+            </w:r>
+          </w:p>
+        </w:tc>
+        <w:tc>
+          <w:tcPr>
+            <w:tcW w:w="11337" w:type="dxa"/>
+            <w:shd w:val="clear" w:color="auto" w:fill="F8FAFC"/>
+            <w:tcMar>
+              <w:top w:w="45" w:type="dxa"/>
+              <w:left w:w="70" w:type="dxa"/>
+              <w:bottom w:w="45" w:type="dxa"/>
+              <w:right w:w="70" w:type="dxa"/>
+            </w:tcMar>
+            <w:vAlign w:val="center"/>
+          </w:tcPr>
+          <w:p>
+            <w:pPr>
+              <w:spacing w:before="10" w:after="20" w:line="252" w:lineRule="auto"/>
+              <w:jc w:val="left"/>
+            </w:pPr>
+            <w:r>
+              <w:rPr>
+                <w:rFonts w:ascii="Calibri" w:hAnsi="Calibri" w:eastAsia="Calibri" w:cs="Calibri"/>
+                <w:color w:val="1A202C"/>
+                <w:sz w:val="16"/>
+                <w:szCs w:val="16"/>
+              </w:rPr>
+              <w:t xml:space="preserve">Ölçülen kazanım yazım-noktalama değilse yazım ve imla hataları nedeniyle puan kırılmayacaktır.</w:t>
+            </w:r>
+          </w:p>
+        </w:tc>
+      </w:tr>
+      <w:tr>
+        <w:trPr>
+          <w:cantSplit/>
+        </w:trPr>
+        <w:tc>
+          <w:tcPr>
+            <w:tcW w:w="3515" w:type="dxa"/>
+            <w:shd w:val="clear" w:color="auto" w:fill="EDF2F7"/>
+            <w:tcMar>
+              <w:top w:w="45" w:type="dxa"/>
+              <w:left w:w="70" w:type="dxa"/>
+              <w:bottom w:w="45" w:type="dxa"/>
+              <w:right w:w="70" w:type="dxa"/>
+            </w:tcMar>
+            <w:vAlign w:val="center"/>
+          </w:tcPr>
+          <w:p>
+            <w:pPr>
+              <w:spacing w:before="10" w:after="20" w:line="252" w:lineRule="auto"/>
+              <w:jc w:val="left"/>
+            </w:pPr>
+            <w:r>
+              <w:rPr>
+                <w:rFonts w:ascii="Calibri" w:hAnsi="Calibri" w:eastAsia="Calibri" w:cs="Calibri"/>
+                <w:b/>
+                <w:bCs/>
+                <w:color w:val="1B365D"/>
+                <w:sz w:val="16"/>
+                <w:szCs w:val="16"/>
+              </w:rPr>
+              <w:t xml:space="preserve">Format ve Soru Düzeni</w:t>
+            </w:r>
+          </w:p>
+        </w:tc>
+        <w:tc>
+          <w:tcPr>
+            <w:tcW w:w="11337" w:type="dxa"/>
+            <w:shd w:val="clear" w:color="auto" w:fill="F8FAFC"/>
+            <w:tcMar>
+              <w:top w:w="45" w:type="dxa"/>
+              <w:left w:w="70" w:type="dxa"/>
+              <w:bottom w:w="45" w:type="dxa"/>
+              <w:right w:w="70" w:type="dxa"/>
+            </w:tcMar>
+            <w:vAlign w:val="center"/>
+          </w:tcPr>
+          <w:p>
+            <w:pPr>
+              <w:spacing w:before="10" w:after="20" w:line="252" w:lineRule="auto"/>
+              <w:jc w:val="left"/>
+            </w:pPr>
+            <w:r>
+              <w:rPr>
+                <w:rFonts w:ascii="Calibri" w:hAnsi="Calibri" w:eastAsia="Calibri" w:cs="Calibri"/>
+                <w:color w:val="1A202C"/>
+                <w:sz w:val="16"/>
+                <w:szCs w:val="16"/>
+              </w:rPr>
+              <w:t xml:space="preserve">Sorular büyük puntolu, her sayfada az soru olacak biçimde ve görsellerle desteklenerek hazırlanacak; gerektiğinde sözlü yanıt seçeneği sunulacaktır.</w:t>
             </w:r>
           </w:p>
         </w:tc>
@@ -15805,7 +16530,7 @@
                 <w:sz w:val="15"/>
                 <w:szCs w:val="15"/>
               </w:rPr>
-              <w:t xml:space="preserve">Deniz, “Sayılar” teması kapsamında “Gerçek Sayıların Üslü ve Köklü Gösterimleri ile Yapılan İşlemler” konusundaki temel kavram ve becerileri bireysel düzeyine uygun destekle kazanır.</w:t>
+              <w:t xml:space="preserve">Deniz, “Sayılar” teması kapsamında “Gerçek Sayıların Üslü ve Köklü Gösterimleri ile Yapılan İşlemler”, “Sayı Kümeleri ve İşlem Özellikleri” ve ilgili diğer konulardaki temel kavram ve becerileri bireysel düzeyine uygun destekle kazanır.</w:t>
             </w:r>
           </w:p>
         </w:tc>
@@ -15953,7 +16678,7 @@
                 <w:sz w:val="15"/>
                 <w:szCs w:val="15"/>
               </w:rPr>
-              <w:t xml:space="preserve">Deniz, “Nicelikler ve Değişimler” teması kapsamında “Doğrusal Fonksiyonlar ve Nitel Özellikleri” ve “Mutlak Değer Fonksiyonu ve Nitel Özellikleri” konularındaki temel kavram ve becerileri bireysel düzeyine uygun destekle kazanır.</w:t>
+              <w:t xml:space="preserve">Deniz, “Nicelikler ve Değişimler” teması kapsamında “Doğrusal Fonksiyonlar ve Nitel Özellikleri”, “Mutlak Değer Fonksiyonu ve Nitel Özellikleri” ve ilgili diğer konulardaki temel kavram ve becerileri bireysel düzeyine uygun destekle kazanır.</w:t>
             </w:r>
           </w:p>
         </w:tc>
@@ -16249,7 +16974,7 @@
                 <w:sz w:val="15"/>
                 <w:szCs w:val="15"/>
               </w:rPr>
-              <w:t xml:space="preserve">Deniz, “Eşlik ve Benzerlik” teması kapsamında “Geometrik Dönüşümler” ve “Eşlik ve Benzerlik Koşulları” konularındaki temel kavram ve becerileri bireysel düzeyine uygun destekle kazanır.</w:t>
+              <w:t xml:space="preserve">Deniz, “Eşlik ve Benzerlik” teması kapsamında “Geometrik Dönüşümler”, “Eşlik ve Benzerlik Koşulları”, “Benzer üçgenler Oluşturma”, “Tales, Öklid ve Pisagor Teoremleri” ve “Eşlik ve Benzerlik Problemleri” konularındaki temel kavram ve becerileri bireysel düzeyine uygun destekle kazanır.</w:t>
             </w:r>
           </w:p>
         </w:tc>
@@ -16399,7 +17124,7 @@
                 <w:sz w:val="15"/>
                 <w:szCs w:val="15"/>
               </w:rPr>
-              <w:t xml:space="preserve">Deniz, “Algoritma ve Bilişim” teması kapsamında “Algoritma Temelli Problemler” ve “Mantık Bağlaçları ve Niceleyiciler” konularındaki temel kavram ve becerileri bireysel düzeyine uygun destekle kazanır.</w:t>
+              <w:t xml:space="preserve">Deniz, “Algoritma ve Bilişim” teması kapsamında “Algoritma Temelli Problemler”, “Mantık Bağlaçları ve Niceleyiciler” ve “Mantık Bağlaçları ve Niceleyicilerin Algoritmik Problemlerde Kullanımı” konularındaki temel kavram ve becerileri bireysel düzeyine uygun destekle kazanır.</w:t>
             </w:r>
           </w:p>
         </w:tc>

--- a/ornek_cikti/Ornek_9_Sinif_Matematik_BEP_Plani.docx
+++ b/ornek_cikti/Ornek_9_Sinif_Matematik_BEP_Plani.docx
@@ -397,7 +397,7 @@
                 <w:sz w:val="15"/>
                 <w:szCs w:val="15"/>
               </w:rPr>
-              <w:t xml:space="preserve">Dikkat Eksikliği ve Hiperaktivite Bozukluğu, Özel Öğrenme Güçlüğü</w:t>
+              <w:t xml:space="preserve">Hafif Düzeyde Zihinsel Yetersizlik</w:t>
             </w:r>
           </w:p>
         </w:tc>
@@ -835,7 +835,7 @@
                 <w:sz w:val="15"/>
                 <w:szCs w:val="15"/>
               </w:rPr>
-              <w:t xml:space="preserve">• Deniz, dikkatini uzun süre aynı göreve yöneltmekte zorlanmakta, dış uyaranlardan kolayca etkilenmektedir.</w:t>
+              <w:t xml:space="preserve">• Deniz, okul ve sınıf kurallarına uyan, öğretmen ve arkadaşlarıyla olumlu iletişim kuran bir öğrencidir.</w:t>
             </w:r>
           </w:p>
           <w:p>
@@ -850,7 +850,7 @@
                 <w:sz w:val="15"/>
                 <w:szCs w:val="15"/>
               </w:rPr>
-              <w:t xml:space="preserve">• Deniz, zihinsel kapasite bakımından yaşıtlarıyla benzer olup okuma, yazma ve/veya matematiksel işlemlerde akranlarının gerisinde performans göstermektedir.</w:t>
+              <w:t xml:space="preserve">• Soyut kavramları anlamada ve çok basamaklı yönergeleri takip etmede desteğe ihtiyaç duymaktadır.</w:t>
             </w:r>
           </w:p>
           <w:p>
@@ -865,22 +865,7 @@
                 <w:sz w:val="15"/>
                 <w:szCs w:val="15"/>
               </w:rPr>
-              <w:t xml:space="preserve">• Kısa süreli, hareket içeren ve somut etkinliklerde daha başarılıdır.</w:t>
-            </w:r>
-          </w:p>
-          <w:p>
-            <w:pPr>
-              <w:spacing w:before="10" w:after="20" w:line="252" w:lineRule="auto"/>
-              <w:jc w:val="left"/>
-            </w:pPr>
-            <w:r>
-              <w:rPr>
-                <w:rFonts w:ascii="Calibri" w:hAnsi="Calibri" w:eastAsia="Calibri" w:cs="Calibri"/>
-                <w:color w:val="1A202C"/>
-                <w:sz w:val="15"/>
-                <w:szCs w:val="15"/>
-              </w:rPr>
-              <w:t xml:space="preserve">• Sesli okumada hece/harf atlama ve akıcılık sorunları; yazılı anlatımda harf karıştırma ve yazım hataları gözlenmektedir.</w:t>
+              <w:t xml:space="preserve">• Somut, görsel ve günlük yaşamla ilişkilendirilen içerikleri daha kolay kavramakta ve akılda tutmaktadır.</w:t>
             </w:r>
           </w:p>
         </w:tc>
@@ -945,7 +930,7 @@
                 <w:sz w:val="15"/>
                 <w:szCs w:val="15"/>
               </w:rPr>
-              <w:t xml:space="preserve">• SAYILAR VE İŞLEMLER: Sınıf düzeyindeki temel işlemleri büyük ölçüde bağımsız yapabilmekte; işlem hatalarını kontrol etmede kısa hatırlatmalara ihtiyaç duymaktadır.</w:t>
+              <w:t xml:space="preserve">• SAYILAR VE İŞLEMLER: Dört işlemi doğru yapabilmekte; üslü-köklü ve cebirsel ifadeler gibi soyut konularda örnek çözüm ve görsel modellerle desteklendiğinde başarılı olmaktadır.</w:t>
             </w:r>
           </w:p>
           <w:p>
@@ -960,7 +945,7 @@
                 <w:sz w:val="15"/>
                 <w:szCs w:val="15"/>
               </w:rPr>
-              <w:t xml:space="preserve">• PROBLEM ÇÖZME: Çok adımlı problemlerde çözüm stratejisini belirlemede kısa ipuçlarıyla başarılı olmaktadır.</w:t>
+              <w:t xml:space="preserve">• PROBLEM ÇÖZME: Bir-iki adımlı problemleri, verilenler-istenenler tablosu ve örnek çözüm desteğiyle çözebilmektedir.</w:t>
             </w:r>
           </w:p>
           <w:p>
@@ -975,7 +960,7 @@
                 <w:sz w:val="15"/>
                 <w:szCs w:val="15"/>
               </w:rPr>
-              <w:t xml:space="preserve">• GEOMETRİ VE VERİ: Geometrik ilişkileri ve veri gösterimlerini büyük ölçüde doğru yorumlayabilmektedir.</w:t>
+              <w:t xml:space="preserve">• GEOMETRİ VE VERİ: Temel geometrik kavramları ve basit grafikleri (sütun/çizgi) görsel destekle yorumlayabilmektedir.</w:t>
             </w:r>
           </w:p>
         </w:tc>
@@ -1038,7 +1023,7 @@
                 <w:sz w:val="15"/>
                 <w:szCs w:val="15"/>
               </w:rPr>
-              <w:t xml:space="preserve">1. Enerjik, meraklı ve yeni etkinliklere isteklidir.</w:t>
+              <w:t xml:space="preserve">1. Okula devam ve ders araç-gereçlerini getirme konusunda sorumluluk sahibidir.</w:t>
             </w:r>
           </w:p>
           <w:p>
@@ -1053,7 +1038,7 @@
                 <w:sz w:val="15"/>
                 <w:szCs w:val="15"/>
               </w:rPr>
-              <w:t xml:space="preserve">2. Sözlü ifade becerisi gelişmiştir; ders içi tartışmalara istekli katılır.</w:t>
+              <w:t xml:space="preserve">2. Görsel materyallerden (resimli kartlar, kavram şemaları, akıllı tahta uygulamaları) yüksek verim almaktadır.</w:t>
             </w:r>
           </w:p>
           <w:p>
@@ -1068,7 +1053,7 @@
                 <w:sz w:val="15"/>
                 <w:szCs w:val="15"/>
               </w:rPr>
-              <w:t xml:space="preserve">3. Uygulamalı ve hareketli etkinliklere aktif katılım gösterir.</w:t>
+              <w:t xml:space="preserve">3. Akranlarıyla iş birliğine açıktır; grup çalışmalarında kendisine verilen görevi yerine getirmeye gayret gösterir.</w:t>
             </w:r>
           </w:p>
         </w:tc>
@@ -1131,7 +1116,7 @@
                 <w:sz w:val="15"/>
                 <w:szCs w:val="15"/>
               </w:rPr>
-              <w:t xml:space="preserve">1. Dikkatini sürdürme ve başladığı görevi tamamlama.</w:t>
+              <w:t xml:space="preserve">1. Soyut kavramları anlama ve uzun metinlerdeki örtük anlamları çıkarma.</w:t>
             </w:r>
           </w:p>
           <w:p>
@@ -1146,7 +1131,7 @@
                 <w:sz w:val="15"/>
                 <w:szCs w:val="15"/>
               </w:rPr>
-              <w:t xml:space="preserve">2. Okuma akıcılığı ve okuduğunu anlama.</w:t>
+              <w:t xml:space="preserve">2. Çok basamaklı görevleri/problemleri bağımsız olarak tamamlama.</w:t>
             </w:r>
           </w:p>
           <w:p>
@@ -1161,22 +1146,7 @@
                 <w:sz w:val="15"/>
                 <w:szCs w:val="15"/>
               </w:rPr>
-              <w:t xml:space="preserve">3. Planlama, organizasyon ve zaman yönetimi.</w:t>
-            </w:r>
-          </w:p>
-          <w:p>
-            <w:pPr>
-              <w:spacing w:before="10" w:after="20" w:line="252" w:lineRule="auto"/>
-              <w:jc w:val="left"/>
-            </w:pPr>
-            <w:r>
-              <w:rPr>
-                <w:rFonts w:ascii="Calibri" w:hAnsi="Calibri" w:eastAsia="Calibri" w:cs="Calibri"/>
-                <w:color w:val="1A202C"/>
-                <w:sz w:val="15"/>
-                <w:szCs w:val="15"/>
-              </w:rPr>
-              <w:t xml:space="preserve">4. Yazılı anlatımda yazım-noktalama kurallarına uyma ve düşüncelerini düzenli aktarma.</w:t>
+              <w:t xml:space="preserve">3. Öğrendiklerini sözlü ve yazılı olarak düzenli biçimde ifade etme.</w:t>
             </w:r>
           </w:p>
         </w:tc>
@@ -1239,7 +1209,7 @@
                 <w:sz w:val="15"/>
                 <w:szCs w:val="15"/>
               </w:rPr>
-              <w:t xml:space="preserve">• Sırasını beklemede, ders süresince oturarak çalışmayı sürdürmede ve yönergeleri tamamlamadan göreve başlamamada güçlük yaşamaktadır; söz kesme ve dürtüsel tepkiler zaman zaman gözlenmektedir.</w:t>
+              <w:t xml:space="preserve">• Sınıf içinde belirgin bir davranış problemi gözlenmemektedir; uzun süren ve soyut içerikli etkinliklerde dikkat dağınıklığı ve görevden kopma görülebilmektedir.</w:t>
             </w:r>
           </w:p>
         </w:tc>
@@ -1871,7 +1841,7 @@
                 <w:sz w:val="14"/>
                 <w:szCs w:val="14"/>
               </w:rPr>
-              <w:t xml:space="preserve">Deniz, “Sayılar” teması kapsamında “Gerçek Sayıların Üslü ve Köklü Gösterimleri ile Yapılan İşlemler”, “Sayı Kümeleri ve İşlem Özellikleri” ve ilgili diğer konulardaki temel kavram ve becerileri bireysel düzeyine uygun destekle kazanır.</w:t>
+              <w:t xml:space="preserve">Deniz, “Sayılar” teması kapsamında “Gerçek Sayıların Üslü ve Köklü Gösterimleri ile Yapılan İşlemler”, “Gerçek Sayı Aralıklarının Gösterimi ve Aralıklarla İlgili İşlemlerde Küme Sembollerinin Kullanımı” ve ilgili diğer konulardaki temel kavram ve becerileri bireysel düzeyine uygun destekle kazanır.</w:t>
             </w:r>
           </w:p>
           <w:p>
@@ -1898,7 +1868,7 @@
                 <w:sz w:val="14"/>
                 <w:szCs w:val="14"/>
               </w:rPr>
-              <w:t xml:space="preserve">Deniz, kontrol listesi kullanıldığında gerçek sayıların üslü ve köklü gösterimleriyle yapılan işlemlere ilişkin varsayımlarda bulunur. (Ölçüt: %80 – 4/5)</w:t>
+              <w:t xml:space="preserve">Deniz, yönlendirici sorular sorulduğunda “Gerçek Sayıların Üslü ve Köklü Gösterimleri ile Yapılan İşlemler” konusundaki temel kavram ve sembolleri örnekleriyle eşleştirir. (Ölçüt: %80 – 4/5)</w:t>
             </w:r>
           </w:p>
         </w:tc>
@@ -1927,7 +1897,7 @@
                 <w:sz w:val="14"/>
                 <w:szCs w:val="14"/>
               </w:rPr>
-              <w:t xml:space="preserve">• Yapılandırılmış Kısa Görevler</w:t>
+              <w:t xml:space="preserve">• Aşamalı Yardımla Öğretim</w:t>
               <w:br/>
               <w:t xml:space="preserve">• Örnek Çözüm Modellemesi</w:t>
               <w:br/>
@@ -1937,7 +1907,7 @@
               <w:br/>
               <w:t xml:space="preserve">• Hesap Makinesi</w:t>
               <w:br/>
-              <w:t xml:space="preserve">• Görev Kontrol Listesi</w:t>
+              <w:t xml:space="preserve">• Resimli Kartlar</w:t>
             </w:r>
           </w:p>
         </w:tc>
@@ -2199,7 +2169,7 @@
                 <w:sz w:val="14"/>
                 <w:szCs w:val="14"/>
               </w:rPr>
-              <w:t xml:space="preserve">Deniz, yönergeyi tekrar ettikten sonra farklı örneklerden elde ettiği örüntüleri listeleyerek varsayımlarına yönelik genellemeler yapar. (Ölçüt: %80 – 4/5)</w:t>
+              <w:t xml:space="preserve">Deniz, sadeleştirilmiş materyal verildiğinde “Gerçek Sayıların Üslü ve Köklü Gösterimleri ile Yapılan İşlemler” konusuyla ilgili basit örnek işlemleri adım adım yapar. (Ölçüt: %80 – 4/5)</w:t>
             </w:r>
           </w:p>
         </w:tc>
@@ -2228,7 +2198,7 @@
                 <w:sz w:val="14"/>
                 <w:szCs w:val="14"/>
               </w:rPr>
-              <w:t xml:space="preserve">• Oyunlaştırma</w:t>
+              <w:t xml:space="preserve">• Model Olma</w:t>
               <w:br/>
               <w:t xml:space="preserve">• Somuttan Soyuta Öğretim</w:t>
               <w:br/>
@@ -2238,7 +2208,7 @@
               <w:br/>
               <w:t xml:space="preserve">• GeoGebra</w:t>
               <w:br/>
-              <w:t xml:space="preserve">• Renkli Kodlama</w:t>
+              <w:t xml:space="preserve">• Sade Çalışma Kâğıdı</w:t>
             </w:r>
           </w:p>
         </w:tc>
@@ -2521,7 +2491,7 @@
                 <w:sz w:val="14"/>
                 <w:szCs w:val="14"/>
               </w:rPr>
-              <w:t xml:space="preserve">Deniz, kısa molalarla desteklendiğinde varsayımları ile genellemelerini karşılaştırır. (Ölçüt: %80 – 4/5)</w:t>
+              <w:t xml:space="preserve">Deniz, örnek bir uygulamayı inceledikten sonra “Gerçek Sayıların Üslü ve Köklü Gösterimleri ile Yapılan İşlemler” konusuyla ilgili günlük yaşamdan basit bir problemi çözer. (Ölçüt: %80 – 4/5)</w:t>
             </w:r>
           </w:p>
         </w:tc>
@@ -2555,17 +2525,17 @@
                 <w:sz w:val="14"/>
                 <w:szCs w:val="14"/>
               </w:rPr>
-              <w:t xml:space="preserve">• Anında Geri Bildirim</w:t>
+              <w:t xml:space="preserve">• Gösterip Yaptırma</w:t>
               <w:br/>
               <w:t xml:space="preserve">• Görev Analizi</w:t>
               <w:br/>
-              <w:t xml:space="preserve">• Gösterip Yaptırma</w:t>
+              <w:t xml:space="preserve">• Tekrar ve Pekiştirme</w:t>
               <w:br/>
               <w:t xml:space="preserve">• GeoGebra</w:t>
               <w:br/>
               <w:t xml:space="preserve">• Kareli Kâğıt, Sayı Doğrusu</w:t>
               <w:br/>
-              <w:t xml:space="preserve">• Kısa Çalışma Kartları</w:t>
+              <w:t xml:space="preserve">• Görsel Şema</w:t>
             </w:r>
           </w:p>
         </w:tc>
@@ -2840,7 +2810,7 @@
                 <w:sz w:val="14"/>
                 <w:szCs w:val="14"/>
               </w:rPr>
-              <w:t xml:space="preserve">Deniz, kontrol listesi kullanıldığında gerçek sayı aralıkları ve bunlarla yapılan işlemlerde kullanılan küme sembol ve işlemlerini bağlamlarındaki anlamı ile tanır. (Ölçüt: %80 – 4/5)</w:t>
+              <w:t xml:space="preserve">Deniz, görsel ipuçlarıyla desteklendiğinde gerçek sayı aralıkları ve bunlarla yapılan işlemlerde kullanılan küme sembol ve işlemlerini bağlamlarındaki anlamı ile tanır. (Ölçüt: %80 – 4/5)</w:t>
             </w:r>
           </w:p>
         </w:tc>
@@ -2870,7 +2840,7 @@
                 <w:sz w:val="14"/>
                 <w:szCs w:val="14"/>
               </w:rPr>
-              <w:t xml:space="preserve">• Olumlu Davranış Desteği</w:t>
+              <w:t xml:space="preserve">• Somutlaştırma</w:t>
               <w:br/>
               <w:t xml:space="preserve">• Gösterip Yaptırma</w:t>
               <w:br/>
@@ -2880,7 +2850,7 @@
               <w:br/>
               <w:t xml:space="preserve">• Uyarlanmış Çalışma Kâğıdı</w:t>
               <w:br/>
-              <w:t xml:space="preserve">• Zamanlayıcı</w:t>
+              <w:t xml:space="preserve">• Somut Materyaller</w:t>
             </w:r>
           </w:p>
         </w:tc>
@@ -3133,7 +3103,7 @@
                 <w:sz w:val="14"/>
                 <w:szCs w:val="14"/>
               </w:rPr>
-              <w:t xml:space="preserve">Deniz, yönergeyi tekrar ettikten sonra farklı sayı kümelerinde elde ettiği örüntüleri listeleyerek varsayımlarına yönelik genellemeler yapar. (Ölçüt: %80 – 4/5)</w:t>
+              <w:t xml:space="preserve">Deniz, yönlendirici sorular sorulduğunda önceki haftalarda çalışılan amaca yönelik pekiştirme etkinliklerini tamamlar. (Ölçüt: %80 – 4/5)</w:t>
             </w:r>
           </w:p>
         </w:tc>
@@ -3162,17 +3132,17 @@
                 <w:sz w:val="14"/>
                 <w:szCs w:val="14"/>
               </w:rPr>
-              <w:t xml:space="preserve">• Akran Eşleştirme</w:t>
-              <w:br/>
               <w:t xml:space="preserve">• Tekrar ve Pekiştirme</w:t>
               <w:br/>
               <w:t xml:space="preserve">• Akranla Eşli Çalışma</w:t>
               <w:br/>
+              <w:t xml:space="preserve">• Soru-Cevap</w:t>
+              <w:br/>
               <w:t xml:space="preserve">• Uyarlanmış Çalışma Kâğıdı</w:t>
               <w:br/>
               <w:t xml:space="preserve">• Akıllı Tahta</w:t>
               <w:br/>
-              <w:t xml:space="preserve">• Görev Kontrol Listesi</w:t>
+              <w:t xml:space="preserve">• Resimli Kartlar</w:t>
             </w:r>
           </w:p>
         </w:tc>
@@ -3424,7 +3394,7 @@
                 <w:sz w:val="14"/>
                 <w:szCs w:val="14"/>
               </w:rPr>
-              <w:t xml:space="preserve">Deniz, kısa molalarla desteklendiğinde gözlemlerinden yola çıkarak gerçek sayıların işlem özellikleri ile bunların cebirsel karşılıklarını tespit eder. (Ölçüt: %80 – 4/5)</w:t>
+              <w:t xml:space="preserve">Deniz, sadeleştirilmiş materyal verildiğinde gerçek sayıların işlem özellikleri ile bunların olası cebirsel karşılıklarını gözlemler. (Ölçüt: %80 – 4/5)</w:t>
             </w:r>
           </w:p>
         </w:tc>
@@ -3453,7 +3423,7 @@
                 <w:sz w:val="14"/>
                 <w:szCs w:val="14"/>
               </w:rPr>
-              <w:t xml:space="preserve">• Görev Analizi</w:t>
+              <w:t xml:space="preserve">• Akran Desteği</w:t>
               <w:br/>
               <w:t xml:space="preserve">• Akranla Eşli Çalışma</w:t>
               <w:br/>
@@ -3463,7 +3433,7 @@
               <w:br/>
               <w:t xml:space="preserve">• Somut Materyaller</w:t>
               <w:br/>
-              <w:t xml:space="preserve">• Renkli Kodlama</w:t>
+              <w:t xml:space="preserve">• Sade Çalışma Kâğıdı</w:t>
             </w:r>
           </w:p>
         </w:tc>
@@ -3746,7 +3716,7 @@
                 <w:sz w:val="14"/>
                 <w:szCs w:val="14"/>
               </w:rPr>
-              <w:t xml:space="preserve">Deniz, kontrol listesi kullanıldığında doğrusal referans fonksiyonun nitel özellikleri ile matematiksel temsilleri arasındaki ilişkileri belirler. (Ölçüt: %80 – 4/5)</w:t>
+              <w:t xml:space="preserve">Deniz, örnek bir uygulamayı inceledikten sonra gözlemlerinden yola çıkarak gerçek sayıların işlem özellikleri ile bunların cebirsel karşılıklarını tespit eder. (Ölçüt: %80 – 4/5)</w:t>
             </w:r>
           </w:p>
           <w:p>
@@ -3800,7 +3770,7 @@
                 <w:sz w:val="14"/>
                 <w:szCs w:val="14"/>
               </w:rPr>
-              <w:t xml:space="preserve">Deniz, yönergeyi tekrar ettikten sonra “Nicelikler ve Değişimler” teması kapsamındaki temel kavramları örneklerle açıklar. (Ölçüt: %80 – 4/5)</w:t>
+              <w:t xml:space="preserve">Deniz, görsel ipuçlarıyla desteklendiğinde “Nicelikler ve Değişimler” teması kapsamındaki temel kavramları örneklerle açıklar. (Ölçüt: %80 – 4/5)</w:t>
             </w:r>
           </w:p>
         </w:tc>
@@ -3834,17 +3804,17 @@
                 <w:sz w:val="14"/>
                 <w:szCs w:val="14"/>
               </w:rPr>
-              <w:t xml:space="preserve">• Yapılandırılmış Kısa Görevler</w:t>
+              <w:t xml:space="preserve">• Doğrudan Öğretim</w:t>
               <w:br/>
               <w:t xml:space="preserve">• Soru-Cevap</w:t>
               <w:br/>
-              <w:t xml:space="preserve">• Doğrudan Öğretim</w:t>
+              <w:t xml:space="preserve">• Örnek Çözüm Modellemesi</w:t>
               <w:br/>
               <w:t xml:space="preserve">• Somut Materyaller</w:t>
               <w:br/>
               <w:t xml:space="preserve">• Adım / Formül Kartları</w:t>
               <w:br/>
-              <w:t xml:space="preserve">• Kısa Çalışma Kartları</w:t>
+              <w:t xml:space="preserve">• Görsel Şema</w:t>
             </w:r>
           </w:p>
         </w:tc>
@@ -4132,7 +4102,7 @@
                 <w:sz w:val="14"/>
                 <w:szCs w:val="14"/>
               </w:rPr>
-              <w:t xml:space="preserve">Deniz, kısa molalarla desteklendiğinde doğrusal referans fonksiyonu grafik veya cebirsel temsili üzerinde yapılan işlemlerle diğer doğrusal fonksiyonlara dönüştürür. (Ölçüt: %80 – 4/5)</w:t>
+              <w:t xml:space="preserve">Deniz, yönlendirici sorular sorulduğunda doğrusal referans fonksiyonun nitel özellikleri ile matematiksel temsilleri arasındaki ilişkileri belirler. (Ölçüt: %80 – 4/5)</w:t>
             </w:r>
           </w:p>
         </w:tc>
@@ -4161,7 +4131,7 @@
                 <w:sz w:val="14"/>
                 <w:szCs w:val="14"/>
               </w:rPr>
-              <w:t xml:space="preserve">• Oyunlaştırma</w:t>
+              <w:t xml:space="preserve">• Aşamalı Yardımla Öğretim</w:t>
               <w:br/>
               <w:t xml:space="preserve">• Doğrudan Öğretim</w:t>
               <w:br/>
@@ -4171,7 +4141,7 @@
               <w:br/>
               <w:t xml:space="preserve">• Hesap Makinesi</w:t>
               <w:br/>
-              <w:t xml:space="preserve">• Zamanlayıcı</w:t>
+              <w:t xml:space="preserve">• Somut Materyaller</w:t>
             </w:r>
           </w:p>
         </w:tc>
@@ -4447,7 +4417,7 @@
                 <w:sz w:val="14"/>
                 <w:szCs w:val="14"/>
               </w:rPr>
-              <w:t xml:space="preserve">Deniz, kontrol listesi kullanıldığında doğrusal referans fonksiyon ile elde ettiği doğrusal fonksiyonların grafik ve cebirsel temsilleri arasındaki ilişkiyi ifade eder. (Ölçüt: %80 – 4/5)</w:t>
+              <w:t xml:space="preserve">Deniz, sadeleştirilmiş materyal verildiğinde doğrusal referans fonksiyon ile elde ettiği doğrusal fonksiyonların grafik ve cebirsel temsilleri arasındaki ilişkiyi ifade eder. (Ölçüt: %80 – 4/5)</w:t>
             </w:r>
           </w:p>
         </w:tc>
@@ -4476,7 +4446,7 @@
                 <w:sz w:val="14"/>
                 <w:szCs w:val="14"/>
               </w:rPr>
-              <w:t xml:space="preserve">• Anında Geri Bildirim</w:t>
+              <w:t xml:space="preserve">• Model Olma</w:t>
               <w:br/>
               <w:t xml:space="preserve">• Örnek Çözüm Modellemesi</w:t>
               <w:br/>
@@ -4486,7 +4456,7 @@
               <w:br/>
               <w:t xml:space="preserve">• GeoGebra</w:t>
               <w:br/>
-              <w:t xml:space="preserve">• Görev Kontrol Listesi</w:t>
+              <w:t xml:space="preserve">• Resimli Kartlar</w:t>
             </w:r>
           </w:p>
         </w:tc>
@@ -5055,7 +5025,7 @@
                 <w:sz w:val="14"/>
                 <w:szCs w:val="14"/>
               </w:rPr>
-              <w:t xml:space="preserve">Deniz, yönergeyi tekrar ettikten sonra doğrusal referans fonksiyonun nitel özelliklerinden hareketle diğer doğrusal fonksiyonların nitel özelliklerine ilişkin varsayımlarda bulunur. (Ölçüt: %80 – 4/5)</w:t>
+              <w:t xml:space="preserve">Deniz, farklı örneklerle çalışırken bağımsız olarak doğrusal referans fonksiyonun nitel özellikleri ile matematiksel temsilleri arasındaki ilişkileri belirler. (Ölçüt: %80 – 4/5)</w:t>
             </w:r>
           </w:p>
         </w:tc>
@@ -5089,7 +5059,7 @@
                 <w:sz w:val="14"/>
                 <w:szCs w:val="14"/>
               </w:rPr>
-              <w:t xml:space="preserve">• Olumlu Davranış Desteği</w:t>
+              <w:t xml:space="preserve">• Gösterip Yaptırma</w:t>
               <w:br/>
               <w:t xml:space="preserve">• Somuttan Soyuta Öğretim</w:t>
               <w:br/>
@@ -5099,7 +5069,7 @@
               <w:br/>
               <w:t xml:space="preserve">• Kareli Kâğıt, Sayı Doğrusu</w:t>
               <w:br/>
-              <w:t xml:space="preserve">• Renkli Kodlama</w:t>
+              <w:t xml:space="preserve">• Sade Çalışma Kâğıdı</w:t>
             </w:r>
           </w:p>
         </w:tc>
@@ -5386,7 +5356,7 @@
                 <w:sz w:val="14"/>
                 <w:szCs w:val="14"/>
               </w:rPr>
-              <w:t xml:space="preserve">Deniz, kısa molalarla desteklendiğinde doğrusal fonksiyonlarla ifade edilebilen denklem ve eşitsizliklere ilişkin matematiksel bileşenlerin aralarındaki ilişkileri belirler. (Ölçüt: %80 – 4/5)</w:t>
+              <w:t xml:space="preserve">Deniz, görsel ipuçlarıyla desteklendiğinde doğrusal fonksiyonlarla ifade edilebilen denklem ve eşitsizliklere ilişkin matematiksel bileşenlerin aralarındaki ilişkileri belirler. (Ölçüt: %80 – 4/5)</w:t>
             </w:r>
           </w:p>
         </w:tc>
@@ -5416,7 +5386,7 @@
                 <w:sz w:val="14"/>
                 <w:szCs w:val="14"/>
               </w:rPr>
-              <w:t xml:space="preserve">• Akran Eşleştirme</w:t>
+              <w:t xml:space="preserve">• Somutlaştırma</w:t>
               <w:br/>
               <w:t xml:space="preserve">• Görev Analizi</w:t>
               <w:br/>
@@ -5426,7 +5396,7 @@
               <w:br/>
               <w:t xml:space="preserve">• Uyarlanmış Çalışma Kâğıdı</w:t>
               <w:br/>
-              <w:t xml:space="preserve">• Kısa Çalışma Kartları</w:t>
+              <w:t xml:space="preserve">• Görsel Şema</w:t>
             </w:r>
           </w:p>
         </w:tc>
@@ -5689,7 +5659,7 @@
                 <w:sz w:val="14"/>
                 <w:szCs w:val="14"/>
               </w:rPr>
-              <w:t xml:space="preserve">Deniz, kontrol listesi kullanıldığında dönüştürdüğü temsillerin problem bağlamındaki anlamını ifade eder. (Ölçüt: %80 – 4/5)</w:t>
+              <w:t xml:space="preserve">Deniz, yönlendirici sorular sorulduğunda dönüştürdüğü temsillerin problem bağlamındaki anlamını ifade eder. (Ölçüt: %80 – 4/5)</w:t>
             </w:r>
           </w:p>
         </w:tc>
@@ -5718,17 +5688,17 @@
                 <w:sz w:val="14"/>
                 <w:szCs w:val="14"/>
               </w:rPr>
-              <w:t xml:space="preserve">• Görev Analizi</w:t>
+              <w:t xml:space="preserve">• Tekrar ve Pekiştirme</w:t>
               <w:br/>
               <w:t xml:space="preserve">• Gösterip Yaptırma</w:t>
               <w:br/>
-              <w:t xml:space="preserve">• Tekrar ve Pekiştirme</w:t>
+              <w:t xml:space="preserve">• Akranla Eşli Çalışma</w:t>
               <w:br/>
               <w:t xml:space="preserve">• Uyarlanmış Çalışma Kâğıdı</w:t>
               <w:br/>
               <w:t xml:space="preserve">• Akıllı Tahta</w:t>
               <w:br/>
-              <w:t xml:space="preserve">• Zamanlayıcı</w:t>
+              <w:t xml:space="preserve">• Somut Materyaller</w:t>
             </w:r>
           </w:p>
         </w:tc>
@@ -5982,7 +5952,7 @@
                 <w:sz w:val="14"/>
                 <w:szCs w:val="14"/>
               </w:rPr>
-              <w:t xml:space="preserve">Deniz, yönergeyi tekrar ettikten sonra elde ettiği ve yorumladığı farklı temsillere dayalı olarak problemin çözümü için strateji oluşturur. (Ölçüt: %80 – 4/5)</w:t>
+              <w:t xml:space="preserve">Deniz, sadeleştirilmiş materyal verildiğinde “Doğrusal Fonksiyonlarla İfade Edilen Denklem ve Eşitsizlikler İçeren Problemler” konusuyla ilgili günlük yaşamdan basit bir problemi çözer. (Ölçüt: %80 – 4/5)</w:t>
             </w:r>
           </w:p>
           <w:p>
@@ -6038,7 +6008,7 @@
                 <w:sz w:val="14"/>
                 <w:szCs w:val="14"/>
               </w:rPr>
-              <w:t xml:space="preserve">Deniz, kısa molalarla desteklendiğinde üçgende açı ve kenarla ilgili özellikleri, üçgenin açıları ve kenarları arasındaki ilişkileri doğrular veya ispatlar. (Ölçüt: %80 – 4/5)</w:t>
+              <w:t xml:space="preserve">Deniz, örnek bir uygulamayı inceledikten sonra “Üçgende Açı ve Kenarla İlgili Özellikler ve Bu Özellikler Arasındaki İlişkiler” konusundaki temel kavram ve sembolleri örnekleriyle eşleştirir. (Ölçüt: %80 – 4/5)</w:t>
             </w:r>
           </w:p>
         </w:tc>
@@ -6067,7 +6037,7 @@
                 <w:sz w:val="14"/>
                 <w:szCs w:val="14"/>
               </w:rPr>
-              <w:t xml:space="preserve">• Yapılandırılmış Kısa Görevler</w:t>
+              <w:t xml:space="preserve">• Akran Desteği</w:t>
               <w:br/>
               <w:t xml:space="preserve">• Tekrar ve Pekiştirme</w:t>
               <w:br/>
@@ -6077,7 +6047,7 @@
               <w:br/>
               <w:t xml:space="preserve">• Somut Materyaller</w:t>
               <w:br/>
-              <w:t xml:space="preserve">• Görev Kontrol Listesi</w:t>
+              <w:t xml:space="preserve">• Resimli Kartlar</w:t>
             </w:r>
           </w:p>
         </w:tc>
@@ -6329,7 +6299,7 @@
                 <w:sz w:val="14"/>
                 <w:szCs w:val="14"/>
               </w:rPr>
-              <w:t xml:space="preserve">Deniz, kontrol listesi kullanıldığında yapılan doğrulama veya ispatları yeni durumlara uyarlayarak değerlendirir. (Ölçüt: %80 – 4/5)</w:t>
+              <w:t xml:space="preserve">Deniz, görsel ipuçlarıyla desteklendiğinde “Üçgende Açı ve Kenarla İlgili Özellikler ve Bu Özellikler Arasındaki İlişkiler” konusuyla ilgili basit örnek işlemleri adım adım yapar. (Ölçüt: %80 – 4/5)</w:t>
             </w:r>
           </w:p>
         </w:tc>
@@ -6358,7 +6328,7 @@
                 <w:sz w:val="14"/>
                 <w:szCs w:val="14"/>
               </w:rPr>
-              <w:t xml:space="preserve">• Oyunlaştırma</w:t>
+              <w:t xml:space="preserve">• Doğrudan Öğretim</w:t>
               <w:br/>
               <w:t xml:space="preserve">• Akranla Eşli Çalışma</w:t>
               <w:br/>
@@ -6368,7 +6338,7 @@
               <w:br/>
               <w:t xml:space="preserve">• Adım / Formül Kartları</w:t>
               <w:br/>
-              <w:t xml:space="preserve">• Renkli Kodlama</w:t>
+              <w:t xml:space="preserve">• Sade Çalışma Kâğıdı</w:t>
             </w:r>
           </w:p>
         </w:tc>
@@ -6651,7 +6621,7 @@
                 <w:sz w:val="14"/>
                 <w:szCs w:val="14"/>
               </w:rPr>
-              <w:t xml:space="preserve">Deniz, yönergeyi tekrar ettikten sonra dönüşümlerin özellikleri ve şekillerin dönüşümler altındaki görüntüsüne ilişkin varsayımları ile genellemelerini karşılaştırır. (Ölçüt: %80 – 4/5)</w:t>
+              <w:t xml:space="preserve">Deniz, yönlendirici sorular sorulduğunda “Üçgende Açı ve Kenarla İlgili Özellikler ve Bu Özellikler Arasındaki İlişkiler” konusuyla ilgili günlük yaşamdan basit bir problemi çözer. (Ölçüt: %80 – 4/5)</w:t>
             </w:r>
           </w:p>
           <w:p>
@@ -6705,7 +6675,7 @@
                 <w:sz w:val="14"/>
                 <w:szCs w:val="14"/>
               </w:rPr>
-              <w:t xml:space="preserve">Deniz, kısa molalarla desteklendiğinde geometrik dönüşümlerle ilgili çıkarım yapar. (Ölçüt: %80 – 4/5)</w:t>
+              <w:t xml:space="preserve">Deniz, sadeleştirilmiş materyal verildiğinde “Geometrik Dönüşümler” konusundaki temel kavram ve sembolleri örnekleriyle eşleştirir. (Ölçüt: %80 – 4/5)</w:t>
             </w:r>
           </w:p>
         </w:tc>
@@ -6739,7 +6709,7 @@
                 <w:sz w:val="14"/>
                 <w:szCs w:val="14"/>
               </w:rPr>
-              <w:t xml:space="preserve">• Anında Geri Bildirim</w:t>
+              <w:t xml:space="preserve">• Aşamalı Yardımla Öğretim</w:t>
               <w:br/>
               <w:t xml:space="preserve">• Soru-Cevap</w:t>
               <w:br/>
@@ -6749,7 +6719,7 @@
               <w:br/>
               <w:t xml:space="preserve">• Hesap Makinesi</w:t>
               <w:br/>
-              <w:t xml:space="preserve">• Kısa Çalışma Kartları</w:t>
+              <w:t xml:space="preserve">• Görsel Şema</w:t>
             </w:r>
           </w:p>
         </w:tc>
@@ -7034,7 +7004,7 @@
                 <w:sz w:val="14"/>
                 <w:szCs w:val="14"/>
               </w:rPr>
-              <w:t xml:space="preserve">Deniz, kontrol listesi kullanıldığında elde ettiği genellemelerden hareketle dönüşümlerin özelliklerine ve şekillerin dönüşümler altındaki görüntüsüne ilişkin önermeler sunar. (Ölçüt: %80 – 4/5)</w:t>
+              <w:t xml:space="preserve">Deniz, örnek bir uygulamayı inceledikten sonra “Geometrik Dönüşümler” konusuyla ilgili basit örnek işlemleri adım adım yapar. (Ölçüt: %80 – 4/5)</w:t>
             </w:r>
           </w:p>
         </w:tc>
@@ -7064,7 +7034,7 @@
                 <w:sz w:val="14"/>
                 <w:szCs w:val="14"/>
               </w:rPr>
-              <w:t xml:space="preserve">• Olumlu Davranış Desteği</w:t>
+              <w:t xml:space="preserve">• Model Olma</w:t>
               <w:br/>
               <w:t xml:space="preserve">• Doğrudan Öğretim</w:t>
               <w:br/>
@@ -7074,7 +7044,7 @@
               <w:br/>
               <w:t xml:space="preserve">• GeoGebra</w:t>
               <w:br/>
-              <w:t xml:space="preserve">• Zamanlayıcı</w:t>
+              <w:t xml:space="preserve">• Somut Materyaller</w:t>
             </w:r>
           </w:p>
         </w:tc>
@@ -7353,7 +7323,7 @@
                 <w:sz w:val="14"/>
                 <w:szCs w:val="14"/>
               </w:rPr>
-              <w:t xml:space="preserve">Deniz, yönergeyi tekrar ettikten sonra geometrik dönüşümlerle ilgili elde ettiği önermeleri konu ile ilgili başka çıkarımlar yapmak için kullanarak değerlendirir. (Ölçüt: %80 – 4/5)</w:t>
+              <w:t xml:space="preserve">Deniz, görsel ipuçlarıyla desteklendiğinde “Geometrik Dönüşümler” konusuyla ilgili günlük yaşamdan basit bir problemi çözer. (Ölçüt: %80 – 4/5)</w:t>
             </w:r>
           </w:p>
         </w:tc>
@@ -7382,7 +7352,7 @@
                 <w:sz w:val="14"/>
                 <w:szCs w:val="14"/>
               </w:rPr>
-              <w:t xml:space="preserve">• Akran Eşleştirme</w:t>
+              <w:t xml:space="preserve">• Gösterip Yaptırma</w:t>
               <w:br/>
               <w:t xml:space="preserve">• Örnek Çözüm Modellemesi</w:t>
               <w:br/>
@@ -7392,7 +7362,7 @@
               <w:br/>
               <w:t xml:space="preserve">• Kareli Kâğıt, Sayı Doğrusu</w:t>
               <w:br/>
-              <w:t xml:space="preserve">• Görev Kontrol Listesi</w:t>
+              <w:t xml:space="preserve">• Resimli Kartlar</w:t>
             </w:r>
           </w:p>
         </w:tc>
@@ -7573,7 +7543,9 @@
                 <w:sz w:val="14"/>
                 <w:szCs w:val="14"/>
               </w:rPr>
-              <w:t xml:space="preserve">EŞLİK VE BENZERLİK</w:t>
+              <w:t xml:space="preserve">OKUL TEMELLİ PLANLAMA</w:t>
+              <w:br/>
+              <w:t xml:space="preserve">• Zümrece belirlenen okul temelli etkinlikler (okuma, proje, gözlem vb.)</w:t>
             </w:r>
           </w:p>
         </w:tc>
@@ -7602,7 +7574,7 @@
                 <w:sz w:val="14"/>
                 <w:szCs w:val="14"/>
               </w:rPr>
-              <w:t xml:space="preserve">—</w:t>
+              <w:t xml:space="preserve">Okul temelli planlama</w:t>
             </w:r>
           </w:p>
         </w:tc>
@@ -7627,22 +7599,11 @@
             <w:r>
               <w:rPr>
                 <w:rFonts w:ascii="Calibri" w:hAnsi="Calibri" w:eastAsia="Calibri" w:cs="Calibri"/>
-                <w:b/>
-                <w:bCs/>
-                <w:color w:val="1B365D"/>
-                <w:sz w:val="14"/>
-                <w:szCs w:val="14"/>
-              </w:rPr>
-              <w:t xml:space="preserve">UDA 4 / KDA 4.4: </w:t>
-            </w:r>
-            <w:r>
-              <w:rPr>
-                <w:rFonts w:ascii="Calibri" w:hAnsi="Calibri" w:eastAsia="Calibri" w:cs="Calibri"/>
-                <w:color w:val="1A202C"/>
-                <w:sz w:val="14"/>
-                <w:szCs w:val="14"/>
-              </w:rPr>
-              <w:t xml:space="preserve">Deniz, kısa molalarla desteklendiğinde “Eşlik ve Benzerlik” teması kapsamındaki temel kavramları örneklerle açıklar. (Ölçüt: %80 – 4/5)</w:t>
+                <w:color w:val="1A202C"/>
+                <w:sz w:val="14"/>
+                <w:szCs w:val="14"/>
+              </w:rPr>
+              <w:t xml:space="preserve">Deniz, sadeleştirilmiş materyal verildiğinde zümre öğretmenler kurulunca belirlenen okul temelli planlama etkinliğine görev paylaşımıyla katılır. (Ölçüt: %80 – 4/5)</w:t>
             </w:r>
           </w:p>
         </w:tc>
@@ -7671,17 +7632,17 @@
                 <w:sz w:val="14"/>
                 <w:szCs w:val="14"/>
               </w:rPr>
-              <w:t xml:space="preserve">• Görev Analizi</w:t>
-              <w:br/>
-              <w:t xml:space="preserve">• Somuttan Soyuta Öğretim</w:t>
-              <w:br/>
-              <w:t xml:space="preserve">• Gösterip Yaptırma</w:t>
-              <w:br/>
-              <w:t xml:space="preserve">• Kareli Kâğıt, Sayı Doğrusu</w:t>
-              <w:br/>
-              <w:t xml:space="preserve">• Uyarlanmış Çalışma Kâğıdı</w:t>
-              <w:br/>
-              <w:t xml:space="preserve">• Renkli Kodlama</w:t>
+              <w:t xml:space="preserve">• Proje Tabanlı Öğrenme</w:t>
+              <w:br/>
+              <w:t xml:space="preserve">• İş Birlikli Öğrenme</w:t>
+              <w:br/>
+              <w:t xml:space="preserve">• Akran Desteği</w:t>
+              <w:br/>
+              <w:t xml:space="preserve">• Görselli Etkinlik Yönergesi</w:t>
+              <w:br/>
+              <w:t xml:space="preserve">• Kontrol Listesi</w:t>
+              <w:br/>
+              <w:t xml:space="preserve">• Akıllı Tahta</w:t>
             </w:r>
           </w:p>
         </w:tc>
@@ -7710,7 +7671,7 @@
                 <w:sz w:val="14"/>
                 <w:szCs w:val="14"/>
               </w:rPr>
-              <w:t xml:space="preserve">• Soru-cevap ile değerlendirme</w:t>
+              <w:t xml:space="preserve">• Katılım gözlem formu</w:t>
             </w:r>
             <w:r>
               <w:rPr>
@@ -8260,16 +8221,16 @@
                 <w:sz w:val="14"/>
                 <w:szCs w:val="14"/>
               </w:rPr>
-              <w:t xml:space="preserve">UDA 4 / KDA 4.5: </w:t>
-            </w:r>
-            <w:r>
-              <w:rPr>
-                <w:rFonts w:ascii="Calibri" w:hAnsi="Calibri" w:eastAsia="Calibri" w:cs="Calibri"/>
-                <w:color w:val="1A202C"/>
-                <w:sz w:val="14"/>
-                <w:szCs w:val="14"/>
-              </w:rPr>
-              <w:t xml:space="preserve">Deniz, kontrol listesi kullanıldığında iki üçgenin eş veya benzer olma koşullarına ilişkin varsayımlarda bulunur. (Ölçüt: %80 – 4/5)</w:t>
+              <w:t xml:space="preserve">UDA 4 / KDA 4.4: </w:t>
+            </w:r>
+            <w:r>
+              <w:rPr>
+                <w:rFonts w:ascii="Calibri" w:hAnsi="Calibri" w:eastAsia="Calibri" w:cs="Calibri"/>
+                <w:color w:val="1A202C"/>
+                <w:sz w:val="14"/>
+                <w:szCs w:val="14"/>
+              </w:rPr>
+              <w:t xml:space="preserve">Deniz, sadeleştirilmiş materyal verildiğinde önceki haftalarda öğrendiklerini kısa bir uygulama etkinliğinde kullanır. (Ölçüt: %80 – 4/5)</w:t>
             </w:r>
           </w:p>
         </w:tc>
@@ -8298,7 +8259,7 @@
                 <w:sz w:val="14"/>
                 <w:szCs w:val="14"/>
               </w:rPr>
-              <w:t xml:space="preserve">• Yapılandırılmış Kısa Görevler</w:t>
+              <w:t xml:space="preserve">• Tekrar ve Pekiştirme</w:t>
               <w:br/>
               <w:t xml:space="preserve">• Görev Analizi</w:t>
               <w:br/>
@@ -8308,7 +8269,7 @@
               <w:br/>
               <w:t xml:space="preserve">• Akıllı Tahta</w:t>
               <w:br/>
-              <w:t xml:space="preserve">• Kısa Çalışma Kartları</w:t>
+              <w:t xml:space="preserve">• Görsel Şema</w:t>
             </w:r>
           </w:p>
         </w:tc>
@@ -8553,16 +8514,16 @@
                 <w:sz w:val="14"/>
                 <w:szCs w:val="14"/>
               </w:rPr>
-              <w:t xml:space="preserve">UDA 4 / KDA 4.6: </w:t>
-            </w:r>
-            <w:r>
-              <w:rPr>
-                <w:rFonts w:ascii="Calibri" w:hAnsi="Calibri" w:eastAsia="Calibri" w:cs="Calibri"/>
-                <w:color w:val="1A202C"/>
-                <w:sz w:val="14"/>
-                <w:szCs w:val="14"/>
-              </w:rPr>
-              <w:t xml:space="preserve">Deniz, yönergeyi tekrar ettikten sonra Tales, Öklid ve Pisagor teoremlerine ilişkin farklı ispatları kullanır. (Ölçüt: %80 – 4/5)</w:t>
+              <w:t xml:space="preserve">UDA 4 / KDA 4.5: </w:t>
+            </w:r>
+            <w:r>
+              <w:rPr>
+                <w:rFonts w:ascii="Calibri" w:hAnsi="Calibri" w:eastAsia="Calibri" w:cs="Calibri"/>
+                <w:color w:val="1A202C"/>
+                <w:sz w:val="14"/>
+                <w:szCs w:val="14"/>
+              </w:rPr>
+              <w:t xml:space="preserve">Deniz, örnek bir uygulamayı inceledikten sonra Tales, Öklid ve Pisagor teoremlerine ilişkin farklı ispatları kullanır. (Ölçüt: %80 – 4/5)</w:t>
             </w:r>
           </w:p>
         </w:tc>
@@ -8591,7 +8552,7 @@
                 <w:sz w:val="14"/>
                 <w:szCs w:val="14"/>
               </w:rPr>
-              <w:t xml:space="preserve">• Oyunlaştırma</w:t>
+              <w:t xml:space="preserve">• Akran Desteği</w:t>
               <w:br/>
               <w:t xml:space="preserve">• Gösterip Yaptırma</w:t>
               <w:br/>
@@ -8600,8 +8561,6 @@
               <w:t xml:space="preserve">• Akıllı Tahta</w:t>
               <w:br/>
               <w:t xml:space="preserve">• Somut Materyaller</w:t>
-              <w:br/>
-              <w:t xml:space="preserve">• Zamanlayıcı</w:t>
             </w:r>
           </w:p>
         </w:tc>
@@ -8875,16 +8834,16 @@
                 <w:sz w:val="14"/>
                 <w:szCs w:val="14"/>
               </w:rPr>
-              <w:t xml:space="preserve">UDA 4 / KDA 4.7: </w:t>
-            </w:r>
-            <w:r>
-              <w:rPr>
-                <w:rFonts w:ascii="Calibri" w:hAnsi="Calibri" w:eastAsia="Calibri" w:cs="Calibri"/>
-                <w:color w:val="1A202C"/>
-                <w:sz w:val="14"/>
-                <w:szCs w:val="14"/>
-              </w:rPr>
-              <w:t xml:space="preserve">Deniz, kısa molalarla desteklendiğinde problemin verilen ve istenenlerine ilişkin parçaları belirler. (Ölçüt: %80 – 4/5)</w:t>
+              <w:t xml:space="preserve">UDA 4 / KDA 4.6: </w:t>
+            </w:r>
+            <w:r>
+              <w:rPr>
+                <w:rFonts w:ascii="Calibri" w:hAnsi="Calibri" w:eastAsia="Calibri" w:cs="Calibri"/>
+                <w:color w:val="1A202C"/>
+                <w:sz w:val="14"/>
+                <w:szCs w:val="14"/>
+              </w:rPr>
+              <w:t xml:space="preserve">Deniz, görsel ipuçlarıyla desteklendiğinde problemin verilen ve istenenlerine ilişkin parçaları belirler. (Ölçüt: %80 – 4/5)</w:t>
             </w:r>
           </w:p>
         </w:tc>
@@ -8918,7 +8877,7 @@
                 <w:sz w:val="14"/>
                 <w:szCs w:val="14"/>
               </w:rPr>
-              <w:t xml:space="preserve">• Anında Geri Bildirim</w:t>
+              <w:t xml:space="preserve">• Doğrudan Öğretim</w:t>
               <w:br/>
               <w:t xml:space="preserve">• Tekrar ve Pekiştirme</w:t>
               <w:br/>
@@ -8928,7 +8887,7 @@
               <w:br/>
               <w:t xml:space="preserve">• Adım / Formül Kartları</w:t>
               <w:br/>
-              <w:t xml:space="preserve">• Görev Kontrol Listesi</w:t>
+              <w:t xml:space="preserve">• Resimli Kartlar</w:t>
             </w:r>
           </w:p>
         </w:tc>
@@ -9196,16 +9155,16 @@
                 <w:sz w:val="14"/>
                 <w:szCs w:val="14"/>
               </w:rPr>
-              <w:t xml:space="preserve">UDA 4 / KDA 4.8: </w:t>
-            </w:r>
-            <w:r>
-              <w:rPr>
-                <w:rFonts w:ascii="Calibri" w:hAnsi="Calibri" w:eastAsia="Calibri" w:cs="Calibri"/>
-                <w:color w:val="1A202C"/>
-                <w:sz w:val="14"/>
-                <w:szCs w:val="14"/>
-              </w:rPr>
-              <w:t xml:space="preserve">Deniz, kontrol listesi kullanıldığında problemde verilenler, istenenler ve gerekli işlemler arasındaki ilişkileri belirler. (Ölçüt: %80 – 4/5)</w:t>
+              <w:t xml:space="preserve">UDA 4 / KDA 4.7: </w:t>
+            </w:r>
+            <w:r>
+              <w:rPr>
+                <w:rFonts w:ascii="Calibri" w:hAnsi="Calibri" w:eastAsia="Calibri" w:cs="Calibri"/>
+                <w:color w:val="1A202C"/>
+                <w:sz w:val="14"/>
+                <w:szCs w:val="14"/>
+              </w:rPr>
+              <w:t xml:space="preserve">Deniz, yönlendirici sorular sorulduğunda problemde verilenler, istenenler ve gerekli işlemler arasındaki ilişkileri belirler. (Ölçüt: %80 – 4/5)</w:t>
             </w:r>
           </w:p>
           <w:p>
@@ -9261,7 +9220,7 @@
                 <w:sz w:val="14"/>
                 <w:szCs w:val="14"/>
               </w:rPr>
-              <w:t xml:space="preserve">Deniz, yönergeyi tekrar ettikten sonra algoritma temelli yaklaşımlarla problem çözer. (Ölçüt: %80 – 4/5)</w:t>
+              <w:t xml:space="preserve">Deniz, sadeleştirilmiş materyal verildiğinde algoritma temelli yaklaşımlarla problem çözer. (Ölçüt: %80 – 4/5)</w:t>
             </w:r>
           </w:p>
         </w:tc>
@@ -9291,7 +9250,7 @@
                 <w:sz w:val="14"/>
                 <w:szCs w:val="14"/>
               </w:rPr>
-              <w:t xml:space="preserve">• Olumlu Davranış Desteği</w:t>
+              <w:t xml:space="preserve">• Aşamalı Yardımla Öğretim</w:t>
               <w:br/>
               <w:t xml:space="preserve">• Akranla Eşli Çalışma</w:t>
               <w:br/>
@@ -9301,7 +9260,7 @@
               <w:br/>
               <w:t xml:space="preserve">• Hesap Makinesi</w:t>
               <w:br/>
-              <w:t xml:space="preserve">• Renkli Kodlama</w:t>
+              <w:t xml:space="preserve">• Sade Çalışma Kâğıdı</w:t>
             </w:r>
           </w:p>
         </w:tc>
@@ -9840,7 +9799,7 @@
                 <w:sz w:val="14"/>
                 <w:szCs w:val="14"/>
               </w:rPr>
-              <w:t xml:space="preserve">Deniz, kısa molalarla desteklendiğinde algoritmik yaklaşımla ele alınabilecek bir problemdeki işlem ve süreçlere yönelik bileşenleri belirler. (Ölçüt: %80 – 4/5)</w:t>
+              <w:t xml:space="preserve">Deniz, örnek bir uygulamayı inceledikten sonra algoritmik yaklaşımla ele alınabilecek bir problemdeki işlem ve süreçlere yönelik bileşenleri belirler. (Ölçüt: %80 – 4/5)</w:t>
             </w:r>
           </w:p>
         </w:tc>
@@ -9869,7 +9828,7 @@
                 <w:sz w:val="14"/>
                 <w:szCs w:val="14"/>
               </w:rPr>
-              <w:t xml:space="preserve">• Akran Eşleştirme</w:t>
+              <w:t xml:space="preserve">• Model Olma</w:t>
               <w:br/>
               <w:t xml:space="preserve">• Soru-Cevap</w:t>
               <w:br/>
@@ -9879,7 +9838,7 @@
               <w:br/>
               <w:t xml:space="preserve">• GeoGebra</w:t>
               <w:br/>
-              <w:t xml:space="preserve">• Kısa Çalışma Kartları</w:t>
+              <w:t xml:space="preserve">• Görsel Şema</w:t>
             </w:r>
           </w:p>
         </w:tc>
@@ -10151,7 +10110,7 @@
                 <w:sz w:val="14"/>
                 <w:szCs w:val="14"/>
               </w:rPr>
-              <w:t xml:space="preserve">Deniz, kontrol listesi kullanıldığında problem durumlarındaki sözel, görsel veya cebirsel ifadeleri algoritmik dile dönüştürür. (Ölçüt: %80 – 4/5)</w:t>
+              <w:t xml:space="preserve">Deniz, görsel ipuçlarıyla desteklendiğinde karşılaşılan problem durumlarında geçen algoritmik dili; sözel, görsel veya cebirsel olarak açıklar. (Ölçüt: %80 – 4/5)</w:t>
             </w:r>
           </w:p>
         </w:tc>
@@ -10180,7 +10139,7 @@
                 <w:sz w:val="14"/>
                 <w:szCs w:val="14"/>
               </w:rPr>
-              <w:t xml:space="preserve">• Görev Analizi</w:t>
+              <w:t xml:space="preserve">• Gösterip Yaptırma</w:t>
               <w:br/>
               <w:t xml:space="preserve">• Doğrudan Öğretim</w:t>
               <w:br/>
@@ -10190,7 +10149,7 @@
               <w:br/>
               <w:t xml:space="preserve">• Kareli Kâğıt, Sayı Doğrusu</w:t>
               <w:br/>
-              <w:t xml:space="preserve">• Zamanlayıcı</w:t>
+              <w:t xml:space="preserve">• Somut Materyaller</w:t>
             </w:r>
           </w:p>
         </w:tc>
@@ -10471,7 +10430,7 @@
                 <w:sz w:val="14"/>
                 <w:szCs w:val="14"/>
               </w:rPr>
-              <w:t xml:space="preserve">Deniz, yönergeyi tekrar ettikten sonra karşılaşılan problem durumlarında geçen algoritmik dili; sözel, görsel veya cebirsel olarak açıklar. (Ölçüt: %80 – 4/5)</w:t>
+              <w:t xml:space="preserve">Deniz, farklı örneklerle çalışırken bağımsız olarak algoritmik yaklaşımla ele alınabilecek bir problemdeki işlem ve süreçlere yönelik bileşenleri belirler. (Ölçüt: %80 – 4/5)</w:t>
             </w:r>
           </w:p>
         </w:tc>
@@ -10505,7 +10464,7 @@
                 <w:sz w:val="14"/>
                 <w:szCs w:val="14"/>
               </w:rPr>
-              <w:t xml:space="preserve">• Yapılandırılmış Kısa Görevler</w:t>
+              <w:t xml:space="preserve">• Somutlaştırma</w:t>
               <w:br/>
               <w:t xml:space="preserve">• Örnek Çözüm Modellemesi</w:t>
               <w:br/>
@@ -10515,7 +10474,7 @@
               <w:br/>
               <w:t xml:space="preserve">• Uyarlanmış Çalışma Kâğıdı</w:t>
               <w:br/>
-              <w:t xml:space="preserve">• Görev Kontrol Listesi</w:t>
+              <w:t xml:space="preserve">• Resimli Kartlar</w:t>
             </w:r>
           </w:p>
         </w:tc>
@@ -10814,7 +10773,7 @@
                 <w:sz w:val="14"/>
                 <w:szCs w:val="14"/>
               </w:rPr>
-              <w:t xml:space="preserve">Deniz, kısa molalarla desteklendiğinde algoritmik yapılar içerisinde kullanılan mantık bağlaçlarını ve niceleyicileri belirler. (Ölçüt: %80 – 4/5)</w:t>
+              <w:t xml:space="preserve">Deniz, sadeleştirilmiş materyal verildiğinde algoritmik yapılar içerisinde kullanılan mantık bağlaçlarını ve niceleyicileri belirler. (Ölçüt: %80 – 4/5)</w:t>
             </w:r>
           </w:p>
         </w:tc>
@@ -10844,7 +10803,7 @@
                 <w:sz w:val="14"/>
                 <w:szCs w:val="14"/>
               </w:rPr>
-              <w:t xml:space="preserve">• Oyunlaştırma</w:t>
+              <w:t xml:space="preserve">• Tekrar ve Pekiştirme</w:t>
               <w:br/>
               <w:t xml:space="preserve">• Somuttan Soyuta Öğretim</w:t>
               <w:br/>
@@ -10854,7 +10813,7 @@
               <w:br/>
               <w:t xml:space="preserve">• Akıllı Tahta</w:t>
               <w:br/>
-              <w:t xml:space="preserve">• Renkli Kodlama</w:t>
+              <w:t xml:space="preserve">• Sade Çalışma Kâğıdı</w:t>
             </w:r>
           </w:p>
         </w:tc>
@@ -11109,7 +11068,7 @@
                 <w:sz w:val="14"/>
                 <w:szCs w:val="14"/>
               </w:rPr>
-              <w:t xml:space="preserve">Deniz, kontrol listesi kullanıldığında nicel veriye dayalı istatistiksel araştırma gerektiren gerçek yaşam durumlarını belirler. (Ölçüt: %80 – 4/5)</w:t>
+              <w:t xml:space="preserve">Deniz, örnek bir uygulamayı inceledikten sonra karşılaştığı algoritmalardaki mantık bağlaçları ve niceleyicilerin kullanımını gözden geçirir. (Ölçüt: %80 – 4/5)</w:t>
             </w:r>
           </w:p>
           <w:p>
@@ -11165,7 +11124,7 @@
                 <w:sz w:val="14"/>
                 <w:szCs w:val="14"/>
               </w:rPr>
-              <w:t xml:space="preserve">Deniz, yönergeyi tekrar ettikten sonra tek nicel değişkenli veri dağılımları ile çalışır ve tek nicel değişken içeren veriye dayalı karar verir. (Ölçüt: %80 – 4/5)</w:t>
+              <w:t xml:space="preserve">Deniz, görsel ipuçlarıyla desteklendiğinde “Tek Nicel Değişkenli Veri Dağılımları” konusundaki temel kavram ve sembolleri örnekleriyle eşleştirir. (Ölçüt: %80 – 4/5)</w:t>
             </w:r>
           </w:p>
         </w:tc>
@@ -11194,7 +11153,7 @@
                 <w:sz w:val="14"/>
                 <w:szCs w:val="14"/>
               </w:rPr>
-              <w:t xml:space="preserve">• Anında Geri Bildirim</w:t>
+              <w:t xml:space="preserve">• Akran Desteği</w:t>
               <w:br/>
               <w:t xml:space="preserve">• Görev Analizi</w:t>
               <w:br/>
@@ -11204,7 +11163,7 @@
               <w:br/>
               <w:t xml:space="preserve">• Somut Materyaller</w:t>
               <w:br/>
-              <w:t xml:space="preserve">• Kısa Çalışma Kartları</w:t>
+              <w:t xml:space="preserve">• Görsel Şema</w:t>
             </w:r>
           </w:p>
         </w:tc>
@@ -11456,7 +11415,7 @@
                 <w:sz w:val="14"/>
                 <w:szCs w:val="14"/>
               </w:rPr>
-              <w:t xml:space="preserve">Deniz, kısa molalarla desteklendiğinde bağlam içerisinde nicel veri dağılımlarını betimleyen ve karşılaştıran araştırma soruları oluşturur. (Ölçüt: %80 – 4/5)</w:t>
+              <w:t xml:space="preserve">Deniz, yönlendirici sorular sorulduğunda nicel veriye dayalı istatistiksel araştırma gerektiren gerçek yaşam durumlarını belirler. (Ölçüt: %80 – 4/5)</w:t>
             </w:r>
           </w:p>
         </w:tc>
@@ -11485,7 +11444,7 @@
                 <w:sz w:val="14"/>
                 <w:szCs w:val="14"/>
               </w:rPr>
-              <w:t xml:space="preserve">• Olumlu Davranış Desteği</w:t>
+              <w:t xml:space="preserve">• Doğrudan Öğretim</w:t>
               <w:br/>
               <w:t xml:space="preserve">• Gösterip Yaptırma</w:t>
               <w:br/>
@@ -11494,8 +11453,6 @@
               <w:t xml:space="preserve">• Somut Materyaller</w:t>
               <w:br/>
               <w:t xml:space="preserve">• Adım / Formül Kartları</w:t>
-              <w:br/>
-              <w:t xml:space="preserve">• Zamanlayıcı</w:t>
             </w:r>
           </w:p>
         </w:tc>
@@ -11796,7 +11753,7 @@
                 <w:sz w:val="14"/>
                 <w:szCs w:val="14"/>
               </w:rPr>
-              <w:t xml:space="preserve">Deniz, kontrol listesi kullanıldığında nicel verileri toplamak/elde etmek için plan yapar. (Ölçüt: %80 – 4/5)</w:t>
+              <w:t xml:space="preserve">Deniz, sadeleştirilmiş materyal verildiğinde nicel verileri toplamak/elde etmek için plan yapar. (Ölçüt: %80 – 4/5)</w:t>
             </w:r>
           </w:p>
         </w:tc>
@@ -11830,7 +11787,7 @@
                 <w:sz w:val="14"/>
                 <w:szCs w:val="14"/>
               </w:rPr>
-              <w:t xml:space="preserve">• Akran Eşleştirme</w:t>
+              <w:t xml:space="preserve">• Aşamalı Yardımla Öğretim</w:t>
               <w:br/>
               <w:t xml:space="preserve">• Tekrar ve Pekiştirme</w:t>
               <w:br/>
@@ -11840,7 +11797,7 @@
               <w:br/>
               <w:t xml:space="preserve">• Hesap Makinesi</w:t>
               <w:br/>
-              <w:t xml:space="preserve">• Görev Kontrol Listesi</w:t>
+              <w:t xml:space="preserve">• Resimli Kartlar</w:t>
             </w:r>
           </w:p>
         </w:tc>
@@ -12125,7 +12082,7 @@
                 <w:sz w:val="14"/>
                 <w:szCs w:val="14"/>
               </w:rPr>
-              <w:t xml:space="preserve">Deniz, yönergeyi tekrar ettikten sonra nicel verileri toplayarak/elde ederek analize hazırlar. (Ölçüt: %80 – 4/5)</w:t>
+              <w:t xml:space="preserve">Deniz, örnek bir uygulamayı inceledikten sonra “Tek Nicel Değişkenli Veri Dağılımları” konusuyla ilgili basit örnek işlemleri adım adım yapar. (Ölçüt: %80 – 4/5)</w:t>
             </w:r>
           </w:p>
         </w:tc>
@@ -12155,7 +12112,7 @@
                 <w:sz w:val="14"/>
                 <w:szCs w:val="14"/>
               </w:rPr>
-              <w:t xml:space="preserve">• Görev Analizi</w:t>
+              <w:t xml:space="preserve">• Model Olma</w:t>
               <w:br/>
               <w:t xml:space="preserve">• Akranla Eşli Çalışma</w:t>
               <w:br/>
@@ -12165,7 +12122,7 @@
               <w:br/>
               <w:t xml:space="preserve">• GeoGebra</w:t>
               <w:br/>
-              <w:t xml:space="preserve">• Renkli Kodlama</w:t>
+              <w:t xml:space="preserve">• Sade Çalışma Kâğıdı</w:t>
             </w:r>
           </w:p>
         </w:tc>
@@ -12418,7 +12375,7 @@
                 <w:sz w:val="14"/>
                 <w:szCs w:val="14"/>
               </w:rPr>
-              <w:t xml:space="preserve">Deniz, kısa molalarla desteklendiğinde “Tek Nicel Değişkenli Veri Dağılımları” konusuyla ilgili basit örnek işlemleri adım adım yapar. (Ölçüt: %80 – 4/5)</w:t>
+              <w:t xml:space="preserve">Deniz, görsel ipuçlarıyla desteklendiğinde nicel veriye dayalı istatistiksel araştırma gerektiren gerçek yaşam durumlarını belirler. (Ölçüt: %80 – 4/5)</w:t>
             </w:r>
           </w:p>
         </w:tc>
@@ -12447,7 +12404,7 @@
                 <w:sz w:val="14"/>
                 <w:szCs w:val="14"/>
               </w:rPr>
-              <w:t xml:space="preserve">• Yapılandırılmış Kısa Görevler</w:t>
+              <w:t xml:space="preserve">• Gösterip Yaptırma</w:t>
               <w:br/>
               <w:t xml:space="preserve">• Soru-Cevap</w:t>
               <w:br/>
@@ -12457,7 +12414,7 @@
               <w:br/>
               <w:t xml:space="preserve">• Kareli Kâğıt, Sayı Doğrusu</w:t>
               <w:br/>
-              <w:t xml:space="preserve">• Kısa Çalışma Kartları</w:t>
+              <w:t xml:space="preserve">• Görsel Şema</w:t>
             </w:r>
           </w:p>
         </w:tc>
@@ -12709,7 +12666,7 @@
                 <w:sz w:val="14"/>
                 <w:szCs w:val="14"/>
               </w:rPr>
-              <w:t xml:space="preserve">Deniz, farklı örneklerle çalışırken bağımsız olarak bağlam içerisinde nicel veri dağılımlarını betimleyen ve karşılaştıran araştırma soruları oluşturur. (Ölçüt: %80 – 4/5)</w:t>
+              <w:t xml:space="preserve">Deniz, farklı örneklerle çalışırken bağımsız olarak nicel veriye dayalı istatistiksel araştırma gerektiren gerçek yaşam durumlarını belirler. (Ölçüt: %80 – 4/5)</w:t>
             </w:r>
           </w:p>
         </w:tc>
@@ -12738,7 +12695,7 @@
                 <w:sz w:val="14"/>
                 <w:szCs w:val="14"/>
               </w:rPr>
-              <w:t xml:space="preserve">• Oyunlaştırma</w:t>
+              <w:t xml:space="preserve">• Somutlaştırma</w:t>
               <w:br/>
               <w:t xml:space="preserve">• Doğrudan Öğretim</w:t>
               <w:br/>
@@ -12748,7 +12705,7 @@
               <w:br/>
               <w:t xml:space="preserve">• Uyarlanmış Çalışma Kâğıdı</w:t>
               <w:br/>
-              <w:t xml:space="preserve">• Zamanlayıcı</w:t>
+              <w:t xml:space="preserve">• Somut Materyaller</w:t>
             </w:r>
           </w:p>
         </w:tc>
@@ -13051,7 +13008,7 @@
                 <w:sz w:val="14"/>
                 <w:szCs w:val="14"/>
               </w:rPr>
-              <w:t xml:space="preserve">Deniz, yönergeyi tekrar ettikten sonra deneye ait tekrar sayısı ile deneyin çıktılarının göreli sıklıklarının ilişkisine yönelik çıkarım yapar. (Ölçüt: %80 – 4/5)</w:t>
+              <w:t xml:space="preserve">Deniz, sadeleştirilmiş materyal verildiğinde önceki haftalarda öğrendiklerini akranına bir örnekle açıklar. (Ölçüt: %80 – 4/5)</w:t>
             </w:r>
           </w:p>
           <w:p>
@@ -13105,7 +13062,7 @@
                 <w:sz w:val="14"/>
                 <w:szCs w:val="14"/>
               </w:rPr>
-              <w:t xml:space="preserve">Deniz, kısa molalarla desteklendiğinde olayların olasılığını gözleme dayalı tahmin eder. (Ölçüt: %80 – 4/5)</w:t>
+              <w:t xml:space="preserve">Deniz, örnek bir uygulamayı inceledikten sonra olayların olasılığını gözleme dayalı tahmin eder. (Ölçüt: %80 – 4/5)</w:t>
             </w:r>
           </w:p>
         </w:tc>
@@ -13139,7 +13096,7 @@
                 <w:sz w:val="14"/>
                 <w:szCs w:val="14"/>
               </w:rPr>
-              <w:t xml:space="preserve">• Anında Geri Bildirim</w:t>
+              <w:t xml:space="preserve">• Tekrar ve Pekiştirme</w:t>
               <w:br/>
               <w:t xml:space="preserve">• Örnek Çözüm Modellemesi</w:t>
               <w:br/>
@@ -13149,7 +13106,7 @@
               <w:br/>
               <w:t xml:space="preserve">• Akıllı Tahta</w:t>
               <w:br/>
-              <w:t xml:space="preserve">• Görev Kontrol Listesi</w:t>
+              <w:t xml:space="preserve">• Resimli Kartlar</w:t>
             </w:r>
           </w:p>
         </w:tc>
@@ -13248,7 +13205,6 @@
           <w:p>
             <w:pPr>
               <w:keepNext/>
-              <w:pageBreakBefore/>
               <w:spacing w:before="0" w:after="10" w:line="240" w:lineRule="auto"/>
               <w:jc w:val="center"/>
             </w:pPr>
@@ -13280,7 +13236,6 @@
           <w:p>
             <w:pPr>
               <w:keepNext/>
-              <w:pageBreakBefore/>
               <w:spacing w:before="0" w:after="10" w:line="240" w:lineRule="auto"/>
               <w:jc w:val="center"/>
             </w:pPr>
@@ -13312,7 +13267,6 @@
           <w:p>
             <w:pPr>
               <w:keepNext/>
-              <w:pageBreakBefore/>
               <w:spacing w:before="0" w:after="10" w:line="240" w:lineRule="auto"/>
               <w:jc w:val="center"/>
             </w:pPr>
@@ -13342,7 +13296,6 @@
           <w:p>
             <w:pPr>
               <w:keepNext/>
-              <w:pageBreakBefore/>
               <w:spacing w:before="0" w:after="10" w:line="240" w:lineRule="auto"/>
               <w:jc w:val="center"/>
             </w:pPr>
@@ -13374,7 +13327,6 @@
           <w:p>
             <w:pPr>
               <w:keepNext/>
-              <w:pageBreakBefore/>
               <w:spacing w:before="0" w:after="10" w:line="240" w:lineRule="auto"/>
               <w:jc w:val="left"/>
             </w:pPr>
@@ -13406,7 +13358,6 @@
           <w:p>
             <w:pPr>
               <w:keepNext/>
-              <w:pageBreakBefore/>
               <w:spacing w:before="0" w:after="10" w:line="240" w:lineRule="auto"/>
               <w:jc w:val="left"/>
             </w:pPr>
@@ -13438,7 +13389,6 @@
           <w:p>
             <w:pPr>
               <w:keepNext/>
-              <w:pageBreakBefore/>
               <w:spacing w:before="0" w:after="10" w:line="240" w:lineRule="auto"/>
               <w:jc w:val="left"/>
             </w:pPr>
@@ -13460,7 +13410,7 @@
                 <w:sz w:val="14"/>
                 <w:szCs w:val="14"/>
               </w:rPr>
-              <w:t xml:space="preserve">Deniz, kontrol listesi kullanıldığında çıkarımlardan hareketle yargıda bulunur. (Ölçüt: %80 – 4/5)</w:t>
+              <w:t xml:space="preserve">Deniz, görsel ipuçlarıyla desteklendiğinde “Deneysel Olasılık” konusuyla ilgili basit örnek işlemleri adım adım yapar. (Ölçüt: %80 – 4/5)</w:t>
             </w:r>
           </w:p>
         </w:tc>
@@ -13479,18 +13429,17 @@
           <w:p>
             <w:pPr>
               <w:keepNext/>
-              <w:pageBreakBefore/>
-              <w:spacing w:before="0" w:after="10" w:line="240" w:lineRule="auto"/>
-              <w:jc w:val="left"/>
-            </w:pPr>
-            <w:r>
-              <w:rPr>
-                <w:rFonts w:ascii="Calibri" w:hAnsi="Calibri" w:eastAsia="Calibri" w:cs="Calibri"/>
-                <w:color w:val="1A202C"/>
-                <w:sz w:val="14"/>
-                <w:szCs w:val="14"/>
-              </w:rPr>
-              <w:t xml:space="preserve">• Olumlu Davranış Desteği</w:t>
+              <w:spacing w:before="0" w:after="10" w:line="240" w:lineRule="auto"/>
+              <w:jc w:val="left"/>
+            </w:pPr>
+            <w:r>
+              <w:rPr>
+                <w:rFonts w:ascii="Calibri" w:hAnsi="Calibri" w:eastAsia="Calibri" w:cs="Calibri"/>
+                <w:color w:val="1A202C"/>
+                <w:sz w:val="14"/>
+                <w:szCs w:val="14"/>
+              </w:rPr>
+              <w:t xml:space="preserve">• Akran Desteği</w:t>
               <w:br/>
               <w:t xml:space="preserve">• Somuttan Soyuta Öğretim</w:t>
               <w:br/>
@@ -13500,7 +13449,7 @@
               <w:br/>
               <w:t xml:space="preserve">• Somut Materyaller</w:t>
               <w:br/>
-              <w:t xml:space="preserve">• Renkli Kodlama</w:t>
+              <w:t xml:space="preserve">• Sade Çalışma Kâğıdı</w:t>
             </w:r>
           </w:p>
         </w:tc>
@@ -13519,7 +13468,6 @@
           <w:p>
             <w:pPr>
               <w:keepNext/>
-              <w:pageBreakBefore/>
               <w:spacing w:before="0" w:after="10" w:line="240" w:lineRule="auto"/>
               <w:jc w:val="left"/>
             </w:pPr>
@@ -13753,7 +13701,7 @@
                 <w:sz w:val="14"/>
                 <w:szCs w:val="14"/>
               </w:rPr>
-              <w:t xml:space="preserve">Deniz, yönergeyi tekrar ettikten sonra olayların olasılığını teorik olarak incelemeye/hesaplamaya yönelik matematiksel ilişkilere ulaşır. (Ölçüt: %80 – 4/5)</w:t>
+              <w:t xml:space="preserve">Deniz, yönlendirici sorular sorulduğunda olayların deney yoluyla hesaplanan/elde edilen olasılık değerinin teorik olasılık ile hesaplanan değeri arasındaki ilişkiye yönelik genelleme yapar. (Ölçüt: %80 – 4/5)</w:t>
             </w:r>
           </w:p>
         </w:tc>
@@ -13782,7 +13730,7 @@
                 <w:sz w:val="14"/>
                 <w:szCs w:val="14"/>
               </w:rPr>
-              <w:t xml:space="preserve">• Akran Eşleştirme</w:t>
+              <w:t xml:space="preserve">• Doğrudan Öğretim</w:t>
               <w:br/>
               <w:t xml:space="preserve">• Görev Analizi</w:t>
               <w:br/>
@@ -13792,7 +13740,7 @@
               <w:br/>
               <w:t xml:space="preserve">• Adım / Formül Kartları</w:t>
               <w:br/>
-              <w:t xml:space="preserve">• Kısa Çalışma Kartları</w:t>
+              <w:t xml:space="preserve">• Görsel Şema</w:t>
             </w:r>
           </w:p>
         </w:tc>
@@ -13973,9 +13921,9 @@
                 <w:sz w:val="14"/>
                 <w:szCs w:val="14"/>
               </w:rPr>
-              <w:t xml:space="preserve">VERİDEN OLASILIĞA</w:t>
-              <w:br/>
-              <w:t xml:space="preserve">• Teorik Olasılık</w:t>
+              <w:t xml:space="preserve">OKUL TEMELLİ PLANLAMA</w:t>
+              <w:br/>
+              <w:t xml:space="preserve">• Zümrece belirlenen okul temelli etkinlikler (okuma, proje, gözlem vb.)</w:t>
             </w:r>
           </w:p>
         </w:tc>
@@ -14029,22 +13977,11 @@
             <w:r>
               <w:rPr>
                 <w:rFonts w:ascii="Calibri" w:hAnsi="Calibri" w:eastAsia="Calibri" w:cs="Calibri"/>
-                <w:b/>
-                <w:bCs/>
-                <w:color w:val="1B365D"/>
-                <w:sz w:val="14"/>
-                <w:szCs w:val="14"/>
-              </w:rPr>
-              <w:t xml:space="preserve">UDA 7 / KDA 7.4: </w:t>
-            </w:r>
-            <w:r>
-              <w:rPr>
-                <w:rFonts w:ascii="Calibri" w:hAnsi="Calibri" w:eastAsia="Calibri" w:cs="Calibri"/>
-                <w:color w:val="1A202C"/>
-                <w:sz w:val="14"/>
-                <w:szCs w:val="14"/>
-              </w:rPr>
-              <w:t xml:space="preserve">Deniz, kısa molalarla desteklendiğinde olayların deney yoluyla hesaplanan/elde edilen olasılık değerinin teorik olasılık ile hesaplanan değeri arasındaki ilişkiye yönelik genelleme yapar. (Ölçüt: %80 – 4/5)</w:t>
+                <w:color w:val="1A202C"/>
+                <w:sz w:val="14"/>
+                <w:szCs w:val="14"/>
+              </w:rPr>
+              <w:t xml:space="preserve">Deniz, görsel ipuçlarıyla desteklendiğinde zümre öğretmenler kurulunca belirlenen okul temelli planlama etkinliğine görev paylaşımıyla katılır. (Ölçüt: %80 – 4/5)</w:t>
             </w:r>
           </w:p>
         </w:tc>
@@ -14073,17 +14010,17 @@
                 <w:sz w:val="14"/>
                 <w:szCs w:val="14"/>
               </w:rPr>
-              <w:t xml:space="preserve">• Görev Analizi</w:t>
-              <w:br/>
-              <w:t xml:space="preserve">• Gösterip Yaptırma</w:t>
-              <w:br/>
-              <w:t xml:space="preserve">• Tekrar ve Pekiştirme</w:t>
-              <w:br/>
-              <w:t xml:space="preserve">• Adım / Formül Kartları</w:t>
-              <w:br/>
-              <w:t xml:space="preserve">• Hesap Makinesi</w:t>
-              <w:br/>
-              <w:t xml:space="preserve">• Zamanlayıcı</w:t>
+              <w:t xml:space="preserve">• Proje Tabanlı Öğrenme</w:t>
+              <w:br/>
+              <w:t xml:space="preserve">• İş Birlikli Öğrenme</w:t>
+              <w:br/>
+              <w:t xml:space="preserve">• Akran Desteği</w:t>
+              <w:br/>
+              <w:t xml:space="preserve">• Görselli Etkinlik Yönergesi</w:t>
+              <w:br/>
+              <w:t xml:space="preserve">• Kontrol Listesi</w:t>
+              <w:br/>
+              <w:t xml:space="preserve">• Akıllı Tahta</w:t>
             </w:r>
           </w:p>
         </w:tc>
@@ -14112,7 +14049,7 @@
                 <w:sz w:val="14"/>
                 <w:szCs w:val="14"/>
               </w:rPr>
-              <w:t xml:space="preserve">• BEP kontrol listesi</w:t>
+              <w:t xml:space="preserve">• Katılım gözlem formu</w:t>
             </w:r>
           </w:p>
         </w:tc>
@@ -14682,22 +14619,7 @@
                 <w:sz w:val="16"/>
                 <w:szCs w:val="16"/>
               </w:rPr>
-              <w:t xml:space="preserve">Dikkat eksikliği ve hiperaktivite bozukluğu: Öğretmene yakın, kapı ve pencereden uzak bir sıraya, model olabilecek sakin bir akranın yanına oturtulacaktır.</w:t>
-            </w:r>
-          </w:p>
-          <w:p>
-            <w:pPr>
-              <w:spacing w:before="10" w:after="20" w:line="252" w:lineRule="auto"/>
-              <w:jc w:val="left"/>
-            </w:pPr>
-            <w:r>
-              <w:rPr>
-                <w:rFonts w:ascii="Calibri" w:hAnsi="Calibri" w:eastAsia="Calibri" w:cs="Calibri"/>
-                <w:color w:val="1A202C"/>
-                <w:sz w:val="16"/>
-                <w:szCs w:val="16"/>
-              </w:rPr>
-              <w:t xml:space="preserve">Özel öğrenme güçlüğü: Tahtayı rahat görebileceği ön sıralara oturtulacak; tahtadan uzun metin yazdırılmayacak, ders notları fotokopi veya dijital olarak verilecektir.</w:t>
+              <w:t xml:space="preserve">Tahtayı ve öğretmeni doğrudan görebileceği ön-orta sıraya oturtulacak; kapı/pencere gibi dikkat dağıtıcı yerlerden uzak tutulacaktır. Yanına destekleyici ve anlayışlı bir akran yerleştirilecektir.</w:t>
             </w:r>
           </w:p>
         </w:tc>
@@ -14732,7 +14654,7 @@
                 <w:sz w:val="16"/>
                 <w:szCs w:val="16"/>
               </w:rPr>
-              <w:t xml:space="preserve">Görev Yapısı ve Yönergeler</w:t>
+              <w:t xml:space="preserve">Öğretim Süreci ve Yöntemler</w:t>
             </w:r>
           </w:p>
         </w:tc>
@@ -14760,7 +14682,7 @@
                 <w:sz w:val="16"/>
                 <w:szCs w:val="16"/>
               </w:rPr>
-              <w:t xml:space="preserve">Görevler kısa parçalara bölünecek; yönergeler göz teması kurularak, tek seferde tek yönerge olacak biçimde verilecek ve öğrenciye tekrar ettirilecektir.</w:t>
+              <w:t xml:space="preserve">Somuttan soyuta, basitten karmaşığa ilkesi benimsenecektir. Yönergeler kısa, açık ve basamaklandırılarak verilecek; görev tamamlandıkça yeni adıma geçilecektir.</w:t>
             </w:r>
           </w:p>
         </w:tc>
@@ -14795,7 +14717,7 @@
                 <w:sz w:val="16"/>
                 <w:szCs w:val="16"/>
               </w:rPr>
-              <w:t xml:space="preserve">Hareket ve Mola İhtiyacı</w:t>
+              <w:t xml:space="preserve">Ders Materyali ve İçerik</w:t>
             </w:r>
           </w:p>
         </w:tc>
@@ -14823,7 +14745,7 @@
                 <w:sz w:val="16"/>
                 <w:szCs w:val="16"/>
               </w:rPr>
-              <w:t xml:space="preserve">Uzun etkinliklerde kısa molalar verilecek; materyal dağıtma, tahta silme gibi kontrollü hareket fırsatları sunulacaktır.</w:t>
+              <w:t xml:space="preserve">Ağır dilli metinler sadeleştirilecek, çalışma kâğıtları 12-14 punto büyüklüğünde ve ferah aralıklı hazırlanacaktır. Akıllı tahta, resimli şemalar ve somut materyaller sık kullanılacaktır.</w:t>
             </w:r>
           </w:p>
         </w:tc>
@@ -14858,7 +14780,7 @@
                 <w:sz w:val="16"/>
                 <w:szCs w:val="16"/>
               </w:rPr>
-              <w:t xml:space="preserve">Organizasyon Desteği</w:t>
+              <w:t xml:space="preserve">Akran Desteği ve Motivasyon</w:t>
             </w:r>
           </w:p>
         </w:tc>
@@ -14886,7 +14808,7 @@
                 <w:sz w:val="16"/>
                 <w:szCs w:val="16"/>
               </w:rPr>
-              <w:t xml:space="preserve">Görev kontrol listesi, zamanlayıcı ve renk kodlu dosyalama kullanılacak; ödevler ajandaya yazdırılarak takip edilecektir.</w:t>
+              <w:t xml:space="preserve">İkili çalışmalarda sabırlı akranlarla eşleştirilecek; küçük başarıları dahi anında sözel övgüyle pekiştirilerek derse katılım motivasyonu korunacaktır.</w:t>
             </w:r>
           </w:p>
         </w:tc>
@@ -14921,7 +14843,7 @@
                 <w:sz w:val="16"/>
                 <w:szCs w:val="16"/>
               </w:rPr>
-              <w:t xml:space="preserve">Olumlu Davranış Desteği</w:t>
+              <w:t xml:space="preserve">Zaman ve Ödev Düzenlemesi</w:t>
             </w:r>
           </w:p>
         </w:tc>
@@ -14949,259 +14871,7 @@
                 <w:sz w:val="16"/>
                 <w:szCs w:val="16"/>
               </w:rPr>
-              <w:t xml:space="preserve">Beklenen davranışlar açıkça tanımlanacak, olumlu davranışlar anında pekiştirilecek; gerektiğinde davranış sözleşmesi uygulanacaktır.</w:t>
-            </w:r>
-          </w:p>
-        </w:tc>
-      </w:tr>
-      <w:tr>
-        <w:trPr>
-          <w:cantSplit/>
-        </w:trPr>
-        <w:tc>
-          <w:tcPr>
-            <w:tcW w:w="3515" w:type="dxa"/>
-            <w:shd w:val="clear" w:color="auto" w:fill="EDF2F7"/>
-            <w:tcMar>
-              <w:top w:w="45" w:type="dxa"/>
-              <w:left w:w="70" w:type="dxa"/>
-              <w:bottom w:w="45" w:type="dxa"/>
-              <w:right w:w="70" w:type="dxa"/>
-            </w:tcMar>
-            <w:vAlign w:val="center"/>
-          </w:tcPr>
-          <w:p>
-            <w:pPr>
-              <w:spacing w:before="10" w:after="20" w:line="252" w:lineRule="auto"/>
-              <w:jc w:val="left"/>
-            </w:pPr>
-            <w:r>
-              <w:rPr>
-                <w:rFonts w:ascii="Calibri" w:hAnsi="Calibri" w:eastAsia="Calibri" w:cs="Calibri"/>
-                <w:b/>
-                <w:bCs/>
-                <w:color w:val="1B365D"/>
-                <w:sz w:val="16"/>
-                <w:szCs w:val="16"/>
-              </w:rPr>
-              <w:t xml:space="preserve">Yönerge ve Öğretim Süreci</w:t>
-            </w:r>
-          </w:p>
-        </w:tc>
-        <w:tc>
-          <w:tcPr>
-            <w:tcW w:w="11337" w:type="dxa"/>
-            <w:shd w:val="clear" w:color="auto" w:fill="F8FAFC"/>
-            <w:tcMar>
-              <w:top w:w="45" w:type="dxa"/>
-              <w:left w:w="70" w:type="dxa"/>
-              <w:bottom w:w="45" w:type="dxa"/>
-              <w:right w:w="70" w:type="dxa"/>
-            </w:tcMar>
-            <w:vAlign w:val="center"/>
-          </w:tcPr>
-          <w:p>
-            <w:pPr>
-              <w:spacing w:before="10" w:after="20" w:line="252" w:lineRule="auto"/>
-              <w:jc w:val="left"/>
-            </w:pPr>
-            <w:r>
-              <w:rPr>
-                <w:rFonts w:ascii="Calibri" w:hAnsi="Calibri" w:eastAsia="Calibri" w:cs="Calibri"/>
-                <w:color w:val="1A202C"/>
-                <w:sz w:val="16"/>
-                <w:szCs w:val="16"/>
-              </w:rPr>
-              <w:t xml:space="preserve">Yazılı yönergeler sözlü olarak da tekrar edilecek; yeni bilgiler çok duyulu (görsel-işitsel-dokunsal) yollarla, kavram haritaları ve örneklerle sunulacaktır.</w:t>
-            </w:r>
-          </w:p>
-        </w:tc>
-      </w:tr>
-      <w:tr>
-        <w:trPr>
-          <w:cantSplit/>
-        </w:trPr>
-        <w:tc>
-          <w:tcPr>
-            <w:tcW w:w="3515" w:type="dxa"/>
-            <w:shd w:val="clear" w:color="auto" w:fill="EDF2F7"/>
-            <w:tcMar>
-              <w:top w:w="45" w:type="dxa"/>
-              <w:left w:w="70" w:type="dxa"/>
-              <w:bottom w:w="45" w:type="dxa"/>
-              <w:right w:w="70" w:type="dxa"/>
-            </w:tcMar>
-            <w:vAlign w:val="center"/>
-          </w:tcPr>
-          <w:p>
-            <w:pPr>
-              <w:spacing w:before="10" w:after="20" w:line="252" w:lineRule="auto"/>
-              <w:jc w:val="left"/>
-            </w:pPr>
-            <w:r>
-              <w:rPr>
-                <w:rFonts w:ascii="Calibri" w:hAnsi="Calibri" w:eastAsia="Calibri" w:cs="Calibri"/>
-                <w:b/>
-                <w:bCs/>
-                <w:color w:val="1B365D"/>
-                <w:sz w:val="16"/>
-                <w:szCs w:val="16"/>
-              </w:rPr>
-              <w:t xml:space="preserve">Ders Materyali ve İçerik</w:t>
-            </w:r>
-          </w:p>
-        </w:tc>
-        <w:tc>
-          <w:tcPr>
-            <w:tcW w:w="11337" w:type="dxa"/>
-            <w:shd w:val="clear" w:color="auto" w:fill="F8FAFC"/>
-            <w:tcMar>
-              <w:top w:w="45" w:type="dxa"/>
-              <w:left w:w="70" w:type="dxa"/>
-              <w:bottom w:w="45" w:type="dxa"/>
-              <w:right w:w="70" w:type="dxa"/>
-            </w:tcMar>
-            <w:vAlign w:val="center"/>
-          </w:tcPr>
-          <w:p>
-            <w:pPr>
-              <w:spacing w:before="10" w:after="20" w:line="252" w:lineRule="auto"/>
-              <w:jc w:val="left"/>
-            </w:pPr>
-            <w:r>
-              <w:rPr>
-                <w:rFonts w:ascii="Calibri" w:hAnsi="Calibri" w:eastAsia="Calibri" w:cs="Calibri"/>
-                <w:color w:val="1A202C"/>
-                <w:sz w:val="16"/>
-                <w:szCs w:val="16"/>
-              </w:rPr>
-              <w:t xml:space="preserve">Metinler büyük punto, geniş satır aralığı ve sade yazı tipiyle hazırlanacak; okuma cetveli, renk kodlu notlar ve sesli materyaller kullanılacaktır.</w:t>
-            </w:r>
-          </w:p>
-        </w:tc>
-      </w:tr>
-      <w:tr>
-        <w:trPr>
-          <w:cantSplit/>
-        </w:trPr>
-        <w:tc>
-          <w:tcPr>
-            <w:tcW w:w="3515" w:type="dxa"/>
-            <w:shd w:val="clear" w:color="auto" w:fill="EDF2F7"/>
-            <w:tcMar>
-              <w:top w:w="45" w:type="dxa"/>
-              <w:left w:w="70" w:type="dxa"/>
-              <w:bottom w:w="45" w:type="dxa"/>
-              <w:right w:w="70" w:type="dxa"/>
-            </w:tcMar>
-            <w:vAlign w:val="center"/>
-          </w:tcPr>
-          <w:p>
-            <w:pPr>
-              <w:spacing w:before="10" w:after="20" w:line="252" w:lineRule="auto"/>
-              <w:jc w:val="left"/>
-            </w:pPr>
-            <w:r>
-              <w:rPr>
-                <w:rFonts w:ascii="Calibri" w:hAnsi="Calibri" w:eastAsia="Calibri" w:cs="Calibri"/>
-                <w:b/>
-                <w:bCs/>
-                <w:color w:val="1B365D"/>
-                <w:sz w:val="16"/>
-                <w:szCs w:val="16"/>
-              </w:rPr>
-              <w:t xml:space="preserve">Teknoloji ve Araç Desteği</w:t>
-            </w:r>
-          </w:p>
-        </w:tc>
-        <w:tc>
-          <w:tcPr>
-            <w:tcW w:w="11337" w:type="dxa"/>
-            <w:shd w:val="clear" w:color="auto" w:fill="F8FAFC"/>
-            <w:tcMar>
-              <w:top w:w="45" w:type="dxa"/>
-              <w:left w:w="70" w:type="dxa"/>
-              <w:bottom w:w="45" w:type="dxa"/>
-              <w:right w:w="70" w:type="dxa"/>
-            </w:tcMar>
-            <w:vAlign w:val="center"/>
-          </w:tcPr>
-          <w:p>
-            <w:pPr>
-              <w:spacing w:before="10" w:after="20" w:line="252" w:lineRule="auto"/>
-              <w:jc w:val="left"/>
-            </w:pPr>
-            <w:r>
-              <w:rPr>
-                <w:rFonts w:ascii="Calibri" w:hAnsi="Calibri" w:eastAsia="Calibri" w:cs="Calibri"/>
-                <w:color w:val="1A202C"/>
-                <w:sz w:val="16"/>
-                <w:szCs w:val="16"/>
-              </w:rPr>
-              <w:t xml:space="preserve">Uygun derslerde hesap makinesi, formül kartı, sesli okuma/yazım denetimi gibi yardımcı araçların kullanımına izin verilecektir.</w:t>
-            </w:r>
-          </w:p>
-        </w:tc>
-      </w:tr>
-      <w:tr>
-        <w:trPr>
-          <w:cantSplit/>
-        </w:trPr>
-        <w:tc>
-          <w:tcPr>
-            <w:tcW w:w="3515" w:type="dxa"/>
-            <w:shd w:val="clear" w:color="auto" w:fill="EDF2F7"/>
-            <w:tcMar>
-              <w:top w:w="45" w:type="dxa"/>
-              <w:left w:w="70" w:type="dxa"/>
-              <w:bottom w:w="45" w:type="dxa"/>
-              <w:right w:w="70" w:type="dxa"/>
-            </w:tcMar>
-            <w:vAlign w:val="center"/>
-          </w:tcPr>
-          <w:p>
-            <w:pPr>
-              <w:spacing w:before="10" w:after="20" w:line="252" w:lineRule="auto"/>
-              <w:jc w:val="left"/>
-            </w:pPr>
-            <w:r>
-              <w:rPr>
-                <w:rFonts w:ascii="Calibri" w:hAnsi="Calibri" w:eastAsia="Calibri" w:cs="Calibri"/>
-                <w:b/>
-                <w:bCs/>
-                <w:color w:val="1B365D"/>
-                <w:sz w:val="16"/>
-                <w:szCs w:val="16"/>
-              </w:rPr>
-              <w:t xml:space="preserve">Motivasyon ve Geri Bildirim</w:t>
-            </w:r>
-          </w:p>
-        </w:tc>
-        <w:tc>
-          <w:tcPr>
-            <w:tcW w:w="11337" w:type="dxa"/>
-            <w:shd w:val="clear" w:color="auto" w:fill="F8FAFC"/>
-            <w:tcMar>
-              <w:top w:w="45" w:type="dxa"/>
-              <w:left w:w="70" w:type="dxa"/>
-              <w:bottom w:w="45" w:type="dxa"/>
-              <w:right w:w="70" w:type="dxa"/>
-            </w:tcMar>
-            <w:vAlign w:val="center"/>
-          </w:tcPr>
-          <w:p>
-            <w:pPr>
-              <w:spacing w:before="10" w:after="20" w:line="252" w:lineRule="auto"/>
-              <w:jc w:val="left"/>
-            </w:pPr>
-            <w:r>
-              <w:rPr>
-                <w:rFonts w:ascii="Calibri" w:hAnsi="Calibri" w:eastAsia="Calibri" w:cs="Calibri"/>
-                <w:color w:val="1A202C"/>
-                <w:sz w:val="16"/>
-                <w:szCs w:val="16"/>
-              </w:rPr>
-              <w:t xml:space="preserve">Hatalar düzeltilirken olumlu ve yapıcı geri bildirim verilecek; güçlü yönlerini gösterebileceği sözlü ve görsel görevlerle özgüveni desteklenecektir.</w:t>
+              <w:t xml:space="preserve">Sınıf içi etkinliklerde ve ödev teslimlerinde öğrencinin hızına uygun ek süre tanınacak; ödevler kısa ve parçalara bölünmüş olarak verilecektir.</w:t>
             </w:r>
           </w:p>
         </w:tc>
@@ -15409,7 +15079,7 @@
                 <w:sz w:val="16"/>
                 <w:szCs w:val="16"/>
               </w:rPr>
-              <w:t xml:space="preserve">Sınav Ortamı</w:t>
+              <w:t xml:space="preserve">Ayrı BEP Sınavı Hazırlanması</w:t>
             </w:r>
           </w:p>
         </w:tc>
@@ -15437,7 +15107,7 @@
                 <w:sz w:val="16"/>
                 <w:szCs w:val="16"/>
               </w:rPr>
-              <w:t xml:space="preserve">Gerektiğinde sınav, dikkat dağıtıcı uyaranlardan arındırılmış ayrı ve sessiz bir ortamda uygulanacaktır.</w:t>
+              <w:t xml:space="preserve">Yazılı sınavlarda öğrenciye BEP amaçlarına göre hazırlanmış, uyarlanmış sınav kâğıdı uygulanacak; soru-cevap anahtarı bu amaçlar dikkate alınarak hazırlanacaktır.</w:t>
             </w:r>
           </w:p>
         </w:tc>
@@ -15472,7 +15142,7 @@
                 <w:sz w:val="16"/>
                 <w:szCs w:val="16"/>
               </w:rPr>
-              <w:t xml:space="preserve">Sınav Süresi ve Mola</w:t>
+              <w:t xml:space="preserve">Soru Tipi, Sayısı ve Zorluk</w:t>
             </w:r>
           </w:p>
         </w:tc>
@@ -15500,7 +15170,7 @@
                 <w:sz w:val="16"/>
                 <w:szCs w:val="16"/>
               </w:rPr>
-              <w:t xml:space="preserve">Standart sürenin %25-%50’si oranında ek süre tanınacak; uzun sınavlarda kısa molaya izin verilecektir.</w:t>
+              <w:t xml:space="preserve">Soru sayısı 5-8 ile sınırlandırılacaktır. Uzun cevaplı ve soyut sorular yerine çoktan seçmeli (3 seçenekli), doğru-yanlış, eşleştirme ve boşluk doldurma soruları kullanılacaktır.</w:t>
             </w:r>
           </w:p>
         </w:tc>
@@ -15535,7 +15205,7 @@
                 <w:sz w:val="16"/>
                 <w:szCs w:val="16"/>
               </w:rPr>
-              <w:t xml:space="preserve">Soru Düzeni</w:t>
+              <w:t xml:space="preserve">Sınav Süresi ve Ortamı</w:t>
             </w:r>
           </w:p>
         </w:tc>
@@ -15563,7 +15233,7 @@
                 <w:sz w:val="16"/>
                 <w:szCs w:val="16"/>
               </w:rPr>
-              <w:t xml:space="preserve">Sorular bölümlere ayrılacak, her sayfada az soru bulunacak; yönergelerdeki anahtar kelimeler kalın yazılarak vurgulanacaktır.</w:t>
+              <w:t xml:space="preserve">Sınav süresinde %25-%50 oranında ek süre tanınacak; gerektiğinde dikkat dağıtıcı uyaranlardan arındırılmış ayrı bir ortam sağlanacaktır.</w:t>
             </w:r>
           </w:p>
         </w:tc>
@@ -15598,7 +15268,7 @@
                 <w:sz w:val="16"/>
                 <w:szCs w:val="16"/>
               </w:rPr>
-              <w:t xml:space="preserve">Kontrol Hatırlatması</w:t>
+              <w:t xml:space="preserve">Format ve Okuma Desteği</w:t>
             </w:r>
           </w:p>
         </w:tc>
@@ -15626,259 +15296,7 @@
                 <w:sz w:val="16"/>
                 <w:szCs w:val="16"/>
               </w:rPr>
-              <w:t xml:space="preserve">Sınav sonunda yanıtlarını kontrol etmesi için sözlü hatırlatma yapılacaktır.</w:t>
-            </w:r>
-          </w:p>
-        </w:tc>
-      </w:tr>
-      <w:tr>
-        <w:trPr>
-          <w:cantSplit/>
-        </w:trPr>
-        <w:tc>
-          <w:tcPr>
-            <w:tcW w:w="3515" w:type="dxa"/>
-            <w:shd w:val="clear" w:color="auto" w:fill="EDF2F7"/>
-            <w:tcMar>
-              <w:top w:w="45" w:type="dxa"/>
-              <w:left w:w="70" w:type="dxa"/>
-              <w:bottom w:w="45" w:type="dxa"/>
-              <w:right w:w="70" w:type="dxa"/>
-            </w:tcMar>
-            <w:vAlign w:val="center"/>
-          </w:tcPr>
-          <w:p>
-            <w:pPr>
-              <w:spacing w:before="10" w:after="20" w:line="252" w:lineRule="auto"/>
-              <w:jc w:val="left"/>
-            </w:pPr>
-            <w:r>
-              <w:rPr>
-                <w:rFonts w:ascii="Calibri" w:hAnsi="Calibri" w:eastAsia="Calibri" w:cs="Calibri"/>
-                <w:b/>
-                <w:bCs/>
-                <w:color w:val="1B365D"/>
-                <w:sz w:val="16"/>
-                <w:szCs w:val="16"/>
-              </w:rPr>
-              <w:t xml:space="preserve">Okuyucu Desteği</w:t>
-            </w:r>
-          </w:p>
-        </w:tc>
-        <w:tc>
-          <w:tcPr>
-            <w:tcW w:w="11337" w:type="dxa"/>
-            <w:shd w:val="clear" w:color="auto" w:fill="F8FAFC"/>
-            <w:tcMar>
-              <w:top w:w="45" w:type="dxa"/>
-              <w:left w:w="70" w:type="dxa"/>
-              <w:bottom w:w="45" w:type="dxa"/>
-              <w:right w:w="70" w:type="dxa"/>
-            </w:tcMar>
-            <w:vAlign w:val="center"/>
-          </w:tcPr>
-          <w:p>
-            <w:pPr>
-              <w:spacing w:before="10" w:after="20" w:line="252" w:lineRule="auto"/>
-              <w:jc w:val="left"/>
-            </w:pPr>
-            <w:r>
-              <w:rPr>
-                <w:rFonts w:ascii="Calibri" w:hAnsi="Calibri" w:eastAsia="Calibri" w:cs="Calibri"/>
-                <w:color w:val="1A202C"/>
-                <w:sz w:val="16"/>
-                <w:szCs w:val="16"/>
-              </w:rPr>
-              <w:t xml:space="preserve">İhtiyaç duyduğunda sınav soruları öğretmen tarafından sesli okunacak; uzun soru kökleri sadeleştirilecektir.</w:t>
-            </w:r>
-          </w:p>
-        </w:tc>
-      </w:tr>
-      <w:tr>
-        <w:trPr>
-          <w:cantSplit/>
-        </w:trPr>
-        <w:tc>
-          <w:tcPr>
-            <w:tcW w:w="3515" w:type="dxa"/>
-            <w:shd w:val="clear" w:color="auto" w:fill="EDF2F7"/>
-            <w:tcMar>
-              <w:top w:w="45" w:type="dxa"/>
-              <w:left w:w="70" w:type="dxa"/>
-              <w:bottom w:w="45" w:type="dxa"/>
-              <w:right w:w="70" w:type="dxa"/>
-            </w:tcMar>
-            <w:vAlign w:val="center"/>
-          </w:tcPr>
-          <w:p>
-            <w:pPr>
-              <w:spacing w:before="10" w:after="20" w:line="252" w:lineRule="auto"/>
-              <w:jc w:val="left"/>
-            </w:pPr>
-            <w:r>
-              <w:rPr>
-                <w:rFonts w:ascii="Calibri" w:hAnsi="Calibri" w:eastAsia="Calibri" w:cs="Calibri"/>
-                <w:b/>
-                <w:bCs/>
-                <w:color w:val="1B365D"/>
-                <w:sz w:val="16"/>
-                <w:szCs w:val="16"/>
-              </w:rPr>
-              <w:t xml:space="preserve">Sınav Süresi</w:t>
-            </w:r>
-          </w:p>
-        </w:tc>
-        <w:tc>
-          <w:tcPr>
-            <w:tcW w:w="11337" w:type="dxa"/>
-            <w:shd w:val="clear" w:color="auto" w:fill="F8FAFC"/>
-            <w:tcMar>
-              <w:top w:w="45" w:type="dxa"/>
-              <w:left w:w="70" w:type="dxa"/>
-              <w:bottom w:w="45" w:type="dxa"/>
-              <w:right w:w="70" w:type="dxa"/>
-            </w:tcMar>
-            <w:vAlign w:val="center"/>
-          </w:tcPr>
-          <w:p>
-            <w:pPr>
-              <w:spacing w:before="10" w:after="20" w:line="252" w:lineRule="auto"/>
-              <w:jc w:val="left"/>
-            </w:pPr>
-            <w:r>
-              <w:rPr>
-                <w:rFonts w:ascii="Calibri" w:hAnsi="Calibri" w:eastAsia="Calibri" w:cs="Calibri"/>
-                <w:color w:val="1A202C"/>
-                <w:sz w:val="16"/>
-                <w:szCs w:val="16"/>
-              </w:rPr>
-              <w:t xml:space="preserve">Yazılı sınavlarda standart sürenin %25-%50’si oranında ek süre tanınacaktır.</w:t>
-            </w:r>
-          </w:p>
-        </w:tc>
-      </w:tr>
-      <w:tr>
-        <w:trPr>
-          <w:cantSplit/>
-        </w:trPr>
-        <w:tc>
-          <w:tcPr>
-            <w:tcW w:w="3515" w:type="dxa"/>
-            <w:shd w:val="clear" w:color="auto" w:fill="EDF2F7"/>
-            <w:tcMar>
-              <w:top w:w="45" w:type="dxa"/>
-              <w:left w:w="70" w:type="dxa"/>
-              <w:bottom w:w="45" w:type="dxa"/>
-              <w:right w:w="70" w:type="dxa"/>
-            </w:tcMar>
-            <w:vAlign w:val="center"/>
-          </w:tcPr>
-          <w:p>
-            <w:pPr>
-              <w:spacing w:before="10" w:after="20" w:line="252" w:lineRule="auto"/>
-              <w:jc w:val="left"/>
-            </w:pPr>
-            <w:r>
-              <w:rPr>
-                <w:rFonts w:ascii="Calibri" w:hAnsi="Calibri" w:eastAsia="Calibri" w:cs="Calibri"/>
-                <w:b/>
-                <w:bCs/>
-                <w:color w:val="1B365D"/>
-                <w:sz w:val="16"/>
-                <w:szCs w:val="16"/>
-              </w:rPr>
-              <w:t xml:space="preserve">Yazım ve İmla Toleransı</w:t>
-            </w:r>
-          </w:p>
-        </w:tc>
-        <w:tc>
-          <w:tcPr>
-            <w:tcW w:w="11337" w:type="dxa"/>
-            <w:shd w:val="clear" w:color="auto" w:fill="F8FAFC"/>
-            <w:tcMar>
-              <w:top w:w="45" w:type="dxa"/>
-              <w:left w:w="70" w:type="dxa"/>
-              <w:bottom w:w="45" w:type="dxa"/>
-              <w:right w:w="70" w:type="dxa"/>
-            </w:tcMar>
-            <w:vAlign w:val="center"/>
-          </w:tcPr>
-          <w:p>
-            <w:pPr>
-              <w:spacing w:before="10" w:after="20" w:line="252" w:lineRule="auto"/>
-              <w:jc w:val="left"/>
-            </w:pPr>
-            <w:r>
-              <w:rPr>
-                <w:rFonts w:ascii="Calibri" w:hAnsi="Calibri" w:eastAsia="Calibri" w:cs="Calibri"/>
-                <w:color w:val="1A202C"/>
-                <w:sz w:val="16"/>
-                <w:szCs w:val="16"/>
-              </w:rPr>
-              <w:t xml:space="preserve">Ölçülen kazanım yazım-noktalama değilse yazım ve imla hataları nedeniyle puan kırılmayacaktır.</w:t>
-            </w:r>
-          </w:p>
-        </w:tc>
-      </w:tr>
-      <w:tr>
-        <w:trPr>
-          <w:cantSplit/>
-        </w:trPr>
-        <w:tc>
-          <w:tcPr>
-            <w:tcW w:w="3515" w:type="dxa"/>
-            <w:shd w:val="clear" w:color="auto" w:fill="EDF2F7"/>
-            <w:tcMar>
-              <w:top w:w="45" w:type="dxa"/>
-              <w:left w:w="70" w:type="dxa"/>
-              <w:bottom w:w="45" w:type="dxa"/>
-              <w:right w:w="70" w:type="dxa"/>
-            </w:tcMar>
-            <w:vAlign w:val="center"/>
-          </w:tcPr>
-          <w:p>
-            <w:pPr>
-              <w:spacing w:before="10" w:after="20" w:line="252" w:lineRule="auto"/>
-              <w:jc w:val="left"/>
-            </w:pPr>
-            <w:r>
-              <w:rPr>
-                <w:rFonts w:ascii="Calibri" w:hAnsi="Calibri" w:eastAsia="Calibri" w:cs="Calibri"/>
-                <w:b/>
-                <w:bCs/>
-                <w:color w:val="1B365D"/>
-                <w:sz w:val="16"/>
-                <w:szCs w:val="16"/>
-              </w:rPr>
-              <w:t xml:space="preserve">Format ve Soru Düzeni</w:t>
-            </w:r>
-          </w:p>
-        </w:tc>
-        <w:tc>
-          <w:tcPr>
-            <w:tcW w:w="11337" w:type="dxa"/>
-            <w:shd w:val="clear" w:color="auto" w:fill="F8FAFC"/>
-            <w:tcMar>
-              <w:top w:w="45" w:type="dxa"/>
-              <w:left w:w="70" w:type="dxa"/>
-              <w:bottom w:w="45" w:type="dxa"/>
-              <w:right w:w="70" w:type="dxa"/>
-            </w:tcMar>
-            <w:vAlign w:val="center"/>
-          </w:tcPr>
-          <w:p>
-            <w:pPr>
-              <w:spacing w:before="10" w:after="20" w:line="252" w:lineRule="auto"/>
-              <w:jc w:val="left"/>
-            </w:pPr>
-            <w:r>
-              <w:rPr>
-                <w:rFonts w:ascii="Calibri" w:hAnsi="Calibri" w:eastAsia="Calibri" w:cs="Calibri"/>
-                <w:color w:val="1A202C"/>
-                <w:sz w:val="16"/>
-                <w:szCs w:val="16"/>
-              </w:rPr>
-              <w:t xml:space="preserve">Sorular büyük puntolu, her sayfada az soru olacak biçimde ve görsellerle desteklenerek hazırlanacak; gerektiğinde sözlü yanıt seçeneği sunulacaktır.</w:t>
+              <w:t xml:space="preserve">Sınav kâğıdı 12-14 punto, ferah aralıklı ve görsellerle desteklenmiş olarak hazırlanacak; anlaşılmayan soru kökleri öğretmen tarafından sesli okunup açıklanabilecektir.</w:t>
             </w:r>
           </w:p>
         </w:tc>
@@ -16177,7 +15595,7 @@
                 <w:sz w:val="16"/>
                 <w:szCs w:val="16"/>
               </w:rPr>
-              <w:t xml:space="preserve">Öğrencinin sınıf içi davranışları olumlu davranış desteği yaklaşımıyla izlenecektir. Sınıf kuralları kısa ve görsel olarak sunulacak, uygun davranışlar anında pekiştirilecek, geçişler önceden haber verilecektir. Gözlem kayıtlarına göre gerektiğinde BEP geliştirme birimince davranış değiştirme programı hazırlanacaktır.</w:t>
+              <w:t xml:space="preserve">Öğrencinin sınıf içi davranışları olumlu davranış desteği yaklaşımıyla izlenecek; ihtiyaç hâlinde BEP geliştirme birimince davranış değiştirme programı hazırlanacaktır.</w:t>
             </w:r>
           </w:p>
         </w:tc>
@@ -16530,7 +15948,7 @@
                 <w:sz w:val="15"/>
                 <w:szCs w:val="15"/>
               </w:rPr>
-              <w:t xml:space="preserve">Deniz, “Sayılar” teması kapsamında “Gerçek Sayıların Üslü ve Köklü Gösterimleri ile Yapılan İşlemler”, “Sayı Kümeleri ve İşlem Özellikleri” ve ilgili diğer konulardaki temel kavram ve becerileri bireysel düzeyine uygun destekle kazanır.</w:t>
+              <w:t xml:space="preserve">Deniz, “Sayılar” teması kapsamında “Gerçek Sayıların Üslü ve Köklü Gösterimleri ile Yapılan İşlemler”, “Gerçek Sayı Aralıklarının Gösterimi ve Aralıklarla İlgili İşlemlerde Küme Sembollerinin Kullanımı” ve ilgili diğer konulardaki temel kavram ve becerileri bireysel düzeyine uygun destekle kazanır.</w:t>
             </w:r>
           </w:p>
         </w:tc>
@@ -18066,7 +17484,7 @@
         <w:sz w:val="15"/>
         <w:szCs w:val="15"/>
       </w:rPr>
-      <w:t xml:space="preserve">Öğrenci: DENİZ ÖRNEKOĞLU (No: 123 | Sınıf: 9/A)  •  Tanı: Dikkat Eksikliği ve Hiperaktivite Bozukluğu, Özel Öğrenme Güçlüğü</w:t>
+      <w:t xml:space="preserve">Öğrenci: DENİZ ÖRNEKOĞLU (No: 123 | Sınıf: 9/A)  •  Tanı: Hafif Düzeyde Zihinsel Yetersizlik</w:t>
     </w:r>
     <w:r>
       <w:rPr>
